--- a/results/fscore_findings_us_jp_vn.docx
+++ b/results/fscore_findings_us_jp_vn.docx
@@ -34,7 +34,7 @@
           <w:color w:val="555555"/>
           <w:sz w:val="19"/>
         </w:rPr>
-        <w:t>Generated 25 August 2026 by scripts/reconcile_report.py, directly from results/*.csv. Numbers are not transcribed by hand: re-running a study and re-running this script keeps the two in step.</w:t>
+        <w:t>Generated 29 August 2026 by scripts/reconcile_report.py, directly from results/*.csv. Numbers are not transcribed by hand: re-running a study and re-running this script keeps the two in step.</w:t>
       </w:r>
     </w:p>
     <w:p>
@@ -481,7 +481,7 @@
               <w:rPr>
                 <w:sz w:val="17"/>
               </w:rPr>
-              <w:t>no — long-only by market rule</w:t>
+              <w:t>run, but NOT tradable — fscore_LS is a hypothetical</w:t>
             </w:r>
           </w:p>
         </w:tc>
@@ -2438,7 +2438,7 @@
               <w:rPr>
                 <w:sz w:val="17"/>
               </w:rPr>
-              <w:t>0.18</w:t>
+              <w:t>0.156</w:t>
             </w:r>
           </w:p>
         </w:tc>
@@ -2452,7 +2452,7 @@
               <w:rPr>
                 <w:sz w:val="17"/>
               </w:rPr>
-              <w:t>0.235</w:t>
+              <w:t>0.205</w:t>
             </w:r>
           </w:p>
         </w:tc>
@@ -2466,7 +2466,7 @@
               <w:rPr>
                 <w:sz w:val="17"/>
               </w:rPr>
-              <w:t>0.766</w:t>
+              <w:t>0.758</w:t>
             </w:r>
           </w:p>
         </w:tc>
@@ -2480,7 +2480,7 @@
               <w:rPr>
                 <w:sz w:val="17"/>
               </w:rPr>
-              <w:t>-0.24</w:t>
+              <w:t>-0.374</w:t>
             </w:r>
           </w:p>
         </w:tc>
@@ -2494,7 +2494,7 @@
               <w:rPr>
                 <w:sz w:val="17"/>
               </w:rPr>
-              <w:t>19.5</w:t>
+              <w:t>30</w:t>
             </w:r>
           </w:p>
         </w:tc>
@@ -2508,7 +2508,7 @@
               <w:rPr>
                 <w:sz w:val="17"/>
               </w:rPr>
-              <w:t>0.967</w:t>
+              <w:t>0.313</w:t>
             </w:r>
           </w:p>
         </w:tc>
@@ -2522,7 +2522,7 @@
               <w:rPr>
                 <w:sz w:val="17"/>
               </w:rPr>
-              <w:t>0.75</w:t>
+              <w:t>0.752</w:t>
             </w:r>
           </w:p>
         </w:tc>
@@ -2553,7 +2553,7 @@
               <w:rPr>
                 <w:sz w:val="17"/>
               </w:rPr>
-              <w:t>0.209</w:t>
+              <w:t>0.152</w:t>
             </w:r>
           </w:p>
         </w:tc>
@@ -2567,7 +2567,7 @@
               <w:rPr>
                 <w:sz w:val="17"/>
               </w:rPr>
-              <w:t>0.203</w:t>
+              <w:t>0.178</w:t>
             </w:r>
           </w:p>
         </w:tc>
@@ -2581,7 +2581,7 @@
               <w:rPr>
                 <w:sz w:val="17"/>
               </w:rPr>
-              <w:t>1.03</w:t>
+              <w:t>0.851</w:t>
             </w:r>
           </w:p>
         </w:tc>
@@ -2595,7 +2595,7 @@
               <w:rPr>
                 <w:sz w:val="17"/>
               </w:rPr>
-              <w:t>-0.16</w:t>
+              <w:t>-0.378</w:t>
             </w:r>
           </w:p>
         </w:tc>
@@ -2609,7 +2609,7 @@
               <w:rPr>
                 <w:sz w:val="17"/>
               </w:rPr>
-              <w:t>6.486</w:t>
+              <w:t>4.995</w:t>
             </w:r>
           </w:p>
         </w:tc>
@@ -2623,7 +2623,7 @@
               <w:rPr>
                 <w:sz w:val="17"/>
               </w:rPr>
-              <w:t>1</w:t>
+              <w:t>0.448</w:t>
             </w:r>
           </w:p>
         </w:tc>
@@ -2637,7 +2637,7 @@
               <w:rPr>
                 <w:sz w:val="17"/>
               </w:rPr>
-              <w:t>1.01</w:t>
+              <w:t>0.841</w:t>
             </w:r>
           </w:p>
         </w:tc>
@@ -2668,7 +2668,7 @@
               <w:rPr>
                 <w:sz w:val="17"/>
               </w:rPr>
-              <w:t>0.235</w:t>
+              <w:t>0.152</w:t>
             </w:r>
           </w:p>
         </w:tc>
@@ -2682,7 +2682,7 @@
               <w:rPr>
                 <w:sz w:val="17"/>
               </w:rPr>
-              <w:t>0.207</w:t>
+              <w:t>0.181</w:t>
             </w:r>
           </w:p>
         </w:tc>
@@ -2696,7 +2696,7 @@
               <w:rPr>
                 <w:sz w:val="17"/>
               </w:rPr>
-              <w:t>1.134</w:t>
+              <w:t>0.845</w:t>
             </w:r>
           </w:p>
         </w:tc>
@@ -2710,7 +2710,7 @@
               <w:rPr>
                 <w:sz w:val="17"/>
               </w:rPr>
-              <w:t>-0.164</w:t>
+              <w:t>-0.387</w:t>
             </w:r>
           </w:p>
         </w:tc>
@@ -2724,7 +2724,7 @@
               <w:rPr>
                 <w:sz w:val="17"/>
               </w:rPr>
-              <w:t>7.79</w:t>
+              <w:t>7.077</w:t>
             </w:r>
           </w:p>
         </w:tc>
@@ -2738,7 +2738,7 @@
               <w:rPr>
                 <w:sz w:val="17"/>
               </w:rPr>
-              <w:t>1</w:t>
+              <w:t>0.464</w:t>
             </w:r>
           </w:p>
         </w:tc>
@@ -2752,7 +2752,7 @@
               <w:rPr>
                 <w:sz w:val="17"/>
               </w:rPr>
-              <w:t>1.115</w:t>
+              <w:t>0.834</w:t>
             </w:r>
           </w:p>
         </w:tc>
@@ -2783,7 +2783,7 @@
               <w:rPr>
                 <w:sz w:val="17"/>
               </w:rPr>
-              <w:t>-0.087</w:t>
+              <w:t>0.049</w:t>
             </w:r>
           </w:p>
         </w:tc>
@@ -2797,7 +2797,7 @@
               <w:rPr>
                 <w:sz w:val="17"/>
               </w:rPr>
-              <w:t>0.066</w:t>
+              <w:t>0.14</w:t>
             </w:r>
           </w:p>
         </w:tc>
@@ -2811,7 +2811,7 @@
               <w:rPr>
                 <w:sz w:val="17"/>
               </w:rPr>
-              <w:t>-1.323</w:t>
+              <w:t>0.348</w:t>
             </w:r>
           </w:p>
         </w:tc>
@@ -2825,7 +2825,7 @@
               <w:rPr>
                 <w:sz w:val="17"/>
               </w:rPr>
-              <w:t>-0.103</w:t>
+              <w:t>-0.278</w:t>
             </w:r>
           </w:p>
         </w:tc>
@@ -2839,7 +2839,7 @@
               <w:rPr>
                 <w:sz w:val="17"/>
               </w:rPr>
-              <w:t>60</w:t>
+              <w:t>13.09</w:t>
             </w:r>
           </w:p>
         </w:tc>
@@ -2853,7 +2853,7 @@
               <w:rPr>
                 <w:sz w:val="17"/>
               </w:rPr>
-              <w:t>0</w:t>
+              <w:t>1.277</w:t>
             </w:r>
           </w:p>
         </w:tc>
@@ -2867,7 +2867,7 @@
               <w:rPr>
                 <w:sz w:val="17"/>
               </w:rPr>
-              <w:t>-1.476</w:t>
+              <w:t>0.24</w:t>
             </w:r>
           </w:p>
         </w:tc>
@@ -2898,7 +2898,7 @@
               <w:rPr>
                 <w:sz w:val="17"/>
               </w:rPr>
-              <w:t>0.187</w:t>
+              <w:t>0.141</w:t>
             </w:r>
           </w:p>
         </w:tc>
@@ -2912,7 +2912,7 @@
               <w:rPr>
                 <w:sz w:val="17"/>
               </w:rPr>
-              <w:t>0.247</w:t>
+              <w:t>0.205</w:t>
             </w:r>
           </w:p>
         </w:tc>
@@ -2926,7 +2926,7 @@
               <w:rPr>
                 <w:sz w:val="17"/>
               </w:rPr>
-              <w:t>0.758</w:t>
+              <w:t>0.688</w:t>
             </w:r>
           </w:p>
         </w:tc>
@@ -2940,7 +2940,7 @@
               <w:rPr>
                 <w:sz w:val="17"/>
               </w:rPr>
-              <w:t>-0.234</w:t>
+              <w:t>-0.392</w:t>
             </w:r>
           </w:p>
         </w:tc>
@@ -2954,7 +2954,7 @@
               <w:rPr>
                 <w:sz w:val="17"/>
               </w:rPr>
-              <w:t>19.5</w:t>
+              <w:t>30</w:t>
             </w:r>
           </w:p>
         </w:tc>
@@ -2968,7 +2968,7 @@
               <w:rPr>
                 <w:sz w:val="17"/>
               </w:rPr>
-              <w:t>0.8</w:t>
+              <w:t>0.238</w:t>
             </w:r>
           </w:p>
         </w:tc>
@@ -2982,7 +2982,7 @@
               <w:rPr>
                 <w:sz w:val="17"/>
               </w:rPr>
-              <w:t>0.745</w:t>
+              <w:t>0.684</w:t>
             </w:r>
           </w:p>
         </w:tc>
@@ -3013,7 +3013,7 @@
               <w:rPr>
                 <w:sz w:val="17"/>
               </w:rPr>
-              <w:t>0.112</w:t>
+              <w:t>0.146</w:t>
             </w:r>
           </w:p>
         </w:tc>
@@ -3027,7 +3027,7 @@
               <w:rPr>
                 <w:sz w:val="17"/>
               </w:rPr>
-              <w:t>0.226</w:t>
+              <w:t>0.205</w:t>
             </w:r>
           </w:p>
         </w:tc>
@@ -3041,7 +3041,7 @@
               <w:rPr>
                 <w:sz w:val="17"/>
               </w:rPr>
-              <w:t>0.496</w:t>
+              <w:t>0.714</w:t>
             </w:r>
           </w:p>
         </w:tc>
@@ -3055,7 +3055,7 @@
               <w:rPr>
                 <w:sz w:val="17"/>
               </w:rPr>
-              <w:t>-0.252</w:t>
+              <w:t>-0.381</w:t>
             </w:r>
           </w:p>
         </w:tc>
@@ -3069,7 +3069,7 @@
               <w:rPr>
                 <w:sz w:val="17"/>
               </w:rPr>
-              <w:t>19.5</w:t>
+              <w:t>30</w:t>
             </w:r>
           </w:p>
         </w:tc>
@@ -3083,7 +3083,7 @@
               <w:rPr>
                 <w:sz w:val="17"/>
               </w:rPr>
-              <w:t>0.767</w:t>
+              <w:t>0.26</w:t>
             </w:r>
           </w:p>
         </w:tc>
@@ -3097,7 +3097,7 @@
               <w:rPr>
                 <w:sz w:val="17"/>
               </w:rPr>
-              <w:t>0.482</w:t>
+              <w:t>0.708</w:t>
             </w:r>
           </w:p>
         </w:tc>
@@ -3128,7 +3128,7 @@
               <w:rPr>
                 <w:sz w:val="17"/>
               </w:rPr>
-              <w:t>0.106</w:t>
+              <w:t>0.144</w:t>
             </w:r>
           </w:p>
         </w:tc>
@@ -3142,7 +3142,7 @@
               <w:rPr>
                 <w:sz w:val="17"/>
               </w:rPr>
-              <w:t>0.207</w:t>
+              <w:t>0.204</w:t>
             </w:r>
           </w:p>
         </w:tc>
@@ -3156,7 +3156,7 @@
               <w:rPr>
                 <w:sz w:val="17"/>
               </w:rPr>
-              <w:t>0.512</w:t>
+              <w:t>0.705</w:t>
             </w:r>
           </w:p>
         </w:tc>
@@ -3170,7 +3170,7 @@
               <w:rPr>
                 <w:sz w:val="17"/>
               </w:rPr>
-              <w:t>-0.253</w:t>
+              <w:t>-0.398</w:t>
             </w:r>
           </w:p>
         </w:tc>
@@ -3184,7 +3184,7 @@
               <w:rPr>
                 <w:sz w:val="17"/>
               </w:rPr>
-              <w:t>19.5</w:t>
+              <w:t>30</w:t>
             </w:r>
           </w:p>
         </w:tc>
@@ -3198,7 +3198,7 @@
               <w:rPr>
                 <w:sz w:val="17"/>
               </w:rPr>
-              <w:t>0.933</w:t>
+              <w:t>0.318</w:t>
             </w:r>
           </w:p>
         </w:tc>
@@ -3212,7 +3212,7 @@
               <w:rPr>
                 <w:sz w:val="17"/>
               </w:rPr>
-              <w:t>0.494</w:t>
+              <w:t>0.699</w:t>
             </w:r>
           </w:p>
         </w:tc>
@@ -3243,7 +3243,7 @@
               <w:rPr>
                 <w:sz w:val="17"/>
               </w:rPr>
-              <w:t>0.14</w:t>
+              <w:t>0.133</w:t>
             </w:r>
           </w:p>
         </w:tc>
@@ -3257,7 +3257,7 @@
               <w:rPr>
                 <w:sz w:val="17"/>
               </w:rPr>
-              <w:t>0.214</w:t>
+              <w:t>0.195</w:t>
             </w:r>
           </w:p>
         </w:tc>
@@ -3271,7 +3271,7 @@
               <w:rPr>
                 <w:sz w:val="17"/>
               </w:rPr>
-              <w:t>0.651</w:t>
+              <w:t>0.682</w:t>
             </w:r>
           </w:p>
         </w:tc>
@@ -3358,7 +3358,7 @@
               <w:rPr>
                 <w:sz w:val="17"/>
               </w:rPr>
-              <w:t>0.168</w:t>
+              <w:t>0.114</w:t>
             </w:r>
           </w:p>
         </w:tc>
@@ -3372,7 +3372,7 @@
               <w:rPr>
                 <w:sz w:val="17"/>
               </w:rPr>
-              <w:t>0.184</w:t>
+              <w:t>0.181</w:t>
             </w:r>
           </w:p>
         </w:tc>
@@ -3386,7 +3386,7 @@
               <w:rPr>
                 <w:sz w:val="17"/>
               </w:rPr>
-              <w:t>0.912</w:t>
+              <w:t>0.629</w:t>
             </w:r>
           </w:p>
         </w:tc>
@@ -3400,7 +3400,7 @@
               <w:rPr>
                 <w:sz w:val="17"/>
               </w:rPr>
-              <w:t>-0.146</w:t>
+              <w:t>-0.233</w:t>
             </w:r>
           </w:p>
         </w:tc>
@@ -3616,7 +3616,7 @@
               <w:rPr>
                 <w:sz w:val="17"/>
               </w:rPr>
-              <w:t>0.7665</w:t>
+              <w:t>0.7585</w:t>
             </w:r>
           </w:p>
         </w:tc>
@@ -3630,7 +3630,7 @@
               <w:rPr>
                 <w:sz w:val="17"/>
               </w:rPr>
-              <w:t>0.6161</w:t>
+              <w:t>0.7211</w:t>
             </w:r>
           </w:p>
         </w:tc>
@@ -3644,7 +3644,7 @@
               <w:rPr>
                 <w:sz w:val="17"/>
               </w:rPr>
-              <w:t>0.749</w:t>
+              <w:t>0.968</w:t>
             </w:r>
           </w:p>
         </w:tc>
@@ -3658,7 +3658,7 @@
               <w:rPr>
                 <w:sz w:val="17"/>
               </w:rPr>
-              <w:t>0.251</w:t>
+              <w:t>0.032</w:t>
             </w:r>
           </w:p>
         </w:tc>
@@ -3672,7 +3672,7 @@
               <w:rPr>
                 <w:sz w:val="17"/>
               </w:rPr>
-              <w:t>no</w:t>
+              <w:t>yes</w:t>
             </w:r>
           </w:p>
         </w:tc>
@@ -3717,7 +3717,7 @@
               <w:rPr>
                 <w:sz w:val="17"/>
               </w:rPr>
-              <w:t>1.03</w:t>
+              <w:t>0.8514</w:t>
             </w:r>
           </w:p>
         </w:tc>
@@ -3731,7 +3731,7 @@
               <w:rPr>
                 <w:sz w:val="17"/>
               </w:rPr>
-              <w:t>0.8553</w:t>
+              <w:t>0.7992</w:t>
             </w:r>
           </w:p>
         </w:tc>
@@ -3745,7 +3745,7 @@
               <w:rPr>
                 <w:sz w:val="17"/>
               </w:rPr>
-              <w:t>0.67</w:t>
+              <w:t>0.81</w:t>
             </w:r>
           </w:p>
         </w:tc>
@@ -3759,7 +3759,7 @@
               <w:rPr>
                 <w:sz w:val="17"/>
               </w:rPr>
-              <w:t>0.33</w:t>
+              <w:t>0.19</w:t>
             </w:r>
           </w:p>
         </w:tc>
@@ -3818,7 +3818,7 @@
               <w:rPr>
                 <w:sz w:val="17"/>
               </w:rPr>
-              <w:t>1.134</w:t>
+              <w:t>0.8446</w:t>
             </w:r>
           </w:p>
         </w:tc>
@@ -3832,7 +3832,7 @@
               <w:rPr>
                 <w:sz w:val="17"/>
               </w:rPr>
-              <w:t>0.867</w:t>
+              <w:t>0.7771</w:t>
             </w:r>
           </w:p>
         </w:tc>
@@ -3846,7 +3846,7 @@
               <w:rPr>
                 <w:sz w:val="17"/>
               </w:rPr>
-              <w:t>0.8067</w:t>
+              <w:t>0.94</w:t>
             </w:r>
           </w:p>
         </w:tc>
@@ -3860,7 +3860,7 @@
               <w:rPr>
                 <w:sz w:val="17"/>
               </w:rPr>
-              <w:t>0.1933</w:t>
+              <w:t>0.06</w:t>
             </w:r>
           </w:p>
         </w:tc>
@@ -4072,7 +4072,7 @@
               <w:rPr>
                 <w:sz w:val="17"/>
               </w:rPr>
-              <w:t>0.114</w:t>
+              <w:t>0.138</w:t>
             </w:r>
           </w:p>
         </w:tc>
@@ -4086,7 +4086,7 @@
               <w:rPr>
                 <w:sz w:val="17"/>
               </w:rPr>
-              <w:t>0.261</w:t>
+              <w:t>0.256</w:t>
             </w:r>
           </w:p>
         </w:tc>
@@ -4100,7 +4100,7 @@
               <w:rPr>
                 <w:sz w:val="17"/>
               </w:rPr>
-              <w:t>0.438</w:t>
+              <w:t>0.537</w:t>
             </w:r>
           </w:p>
         </w:tc>
@@ -4114,7 +4114,7 @@
               <w:rPr>
                 <w:sz w:val="17"/>
               </w:rPr>
-              <w:t>-0.704</w:t>
+              <w:t>-0.711</w:t>
             </w:r>
           </w:p>
         </w:tc>
@@ -4142,7 +4142,7 @@
               <w:rPr>
                 <w:sz w:val="17"/>
               </w:rPr>
-              <w:t>0.698</w:t>
+              <w:t>0.707</w:t>
             </w:r>
           </w:p>
         </w:tc>
@@ -4156,7 +4156,7 @@
               <w:rPr>
                 <w:sz w:val="17"/>
               </w:rPr>
-              <w:t>0.427</w:t>
+              <w:t>0.526</w:t>
             </w:r>
           </w:p>
         </w:tc>
@@ -4187,7 +4187,7 @@
               <w:rPr>
                 <w:sz w:val="17"/>
               </w:rPr>
-              <w:t>0.183</w:t>
+              <w:t>0.145</w:t>
             </w:r>
           </w:p>
         </w:tc>
@@ -4201,7 +4201,7 @@
               <w:rPr>
                 <w:sz w:val="17"/>
               </w:rPr>
-              <w:t>0.24</w:t>
+              <w:t>0.227</w:t>
             </w:r>
           </w:p>
         </w:tc>
@@ -4215,7 +4215,7 @@
               <w:rPr>
                 <w:sz w:val="17"/>
               </w:rPr>
-              <w:t>0.763</w:t>
+              <w:t>0.64</w:t>
             </w:r>
           </w:p>
         </w:tc>
@@ -4229,7 +4229,7 @@
               <w:rPr>
                 <w:sz w:val="17"/>
               </w:rPr>
-              <w:t>-0.548</w:t>
+              <w:t>-0.599</w:t>
             </w:r>
           </w:p>
         </w:tc>
@@ -4243,7 +4243,7 @@
               <w:rPr>
                 <w:sz w:val="17"/>
               </w:rPr>
-              <w:t>6.972</w:t>
+              <w:t>7.368</w:t>
             </w:r>
           </w:p>
         </w:tc>
@@ -4257,7 +4257,7 @@
               <w:rPr>
                 <w:sz w:val="17"/>
               </w:rPr>
-              <w:t>0.896</w:t>
+              <w:t>0.908</w:t>
             </w:r>
           </w:p>
         </w:tc>
@@ -4271,7 +4271,7 @@
               <w:rPr>
                 <w:sz w:val="17"/>
               </w:rPr>
-              <w:t>0.748</w:t>
+              <w:t>0.624</w:t>
             </w:r>
           </w:p>
         </w:tc>
@@ -4302,7 +4302,7 @@
               <w:rPr>
                 <w:sz w:val="17"/>
               </w:rPr>
-              <w:t>0.113</w:t>
+              <w:t>0.098</w:t>
             </w:r>
           </w:p>
         </w:tc>
@@ -4316,7 +4316,7 @@
               <w:rPr>
                 <w:sz w:val="17"/>
               </w:rPr>
-              <w:t>0.241</w:t>
+              <w:t>0.235</w:t>
             </w:r>
           </w:p>
         </w:tc>
@@ -4330,7 +4330,7 @@
               <w:rPr>
                 <w:sz w:val="17"/>
               </w:rPr>
-              <w:t>0.468</w:t>
+              <w:t>0.416</w:t>
             </w:r>
           </w:p>
         </w:tc>
@@ -4344,7 +4344,7 @@
               <w:rPr>
                 <w:sz w:val="17"/>
               </w:rPr>
-              <w:t>-0.67</w:t>
+              <w:t>-0.703</w:t>
             </w:r>
           </w:p>
         </w:tc>
@@ -4358,7 +4358,7 @@
               <w:rPr>
                 <w:sz w:val="17"/>
               </w:rPr>
-              <w:t>8.931</w:t>
+              <w:t>9.181</w:t>
             </w:r>
           </w:p>
         </w:tc>
@@ -4372,7 +4372,7 @@
               <w:rPr>
                 <w:sz w:val="17"/>
               </w:rPr>
-              <w:t>0.869</w:t>
+              <w:t>0.888</w:t>
             </w:r>
           </w:p>
         </w:tc>
@@ -4386,7 +4386,7 @@
               <w:rPr>
                 <w:sz w:val="17"/>
               </w:rPr>
-              <w:t>0.454</w:t>
+              <w:t>0.401</w:t>
             </w:r>
           </w:p>
         </w:tc>
@@ -4403,7 +4403,7 @@
                 <w:b/>
                 <w:sz w:val="17"/>
               </w:rPr>
-              <w:t>value_EW</w:t>
+              <w:t>fscore_LS</w:t>
             </w:r>
           </w:p>
         </w:tc>
@@ -4417,7 +4417,7 @@
               <w:rPr>
                 <w:sz w:val="17"/>
               </w:rPr>
-              <w:t>0.057</w:t>
+              <w:t>0.059</w:t>
             </w:r>
           </w:p>
         </w:tc>
@@ -4431,7 +4431,7 @@
               <w:rPr>
                 <w:sz w:val="17"/>
               </w:rPr>
-              <w:t>0.281</w:t>
+              <w:t>0.131</w:t>
             </w:r>
           </w:p>
         </w:tc>
@@ -4445,7 +4445,7 @@
               <w:rPr>
                 <w:sz w:val="17"/>
               </w:rPr>
-              <w:t>0.202</w:t>
+              <w:t>0.448</w:t>
             </w:r>
           </w:p>
         </w:tc>
@@ -4459,7 +4459,7 @@
               <w:rPr>
                 <w:sz w:val="17"/>
               </w:rPr>
-              <w:t>-0.77</w:t>
+              <w:t>-0.363</w:t>
             </w:r>
           </w:p>
         </w:tc>
@@ -4473,7 +4473,7 @@
               <w:rPr>
                 <w:sz w:val="17"/>
               </w:rPr>
-              <w:t>30</w:t>
+              <w:t>60</w:t>
             </w:r>
           </w:p>
         </w:tc>
@@ -4487,7 +4487,7 @@
               <w:rPr>
                 <w:sz w:val="17"/>
               </w:rPr>
-              <w:t>0.615</w:t>
+              <w:t>1.437</w:t>
             </w:r>
           </w:p>
         </w:tc>
@@ -4501,7 +4501,7 @@
               <w:rPr>
                 <w:sz w:val="17"/>
               </w:rPr>
-              <w:t>0.194</w:t>
+              <w:t>0.328</w:t>
             </w:r>
           </w:p>
         </w:tc>
@@ -4518,7 +4518,7 @@
                 <w:b/>
                 <w:sz w:val="17"/>
               </w:rPr>
-              <w:t>mktcap_EW</w:t>
+              <w:t>value_EW</w:t>
             </w:r>
           </w:p>
         </w:tc>
@@ -4532,7 +4532,7 @@
               <w:rPr>
                 <w:sz w:val="17"/>
               </w:rPr>
-              <w:t>0.129</w:t>
+              <w:t>0.094</w:t>
             </w:r>
           </w:p>
         </w:tc>
@@ -4546,7 +4546,7 @@
               <w:rPr>
                 <w:sz w:val="17"/>
               </w:rPr>
-              <w:t>0.259</w:t>
+              <w:t>0.271</w:t>
             </w:r>
           </w:p>
         </w:tc>
@@ -4560,7 +4560,7 @@
               <w:rPr>
                 <w:sz w:val="17"/>
               </w:rPr>
-              <w:t>0.498</w:t>
+              <w:t>0.347</w:t>
             </w:r>
           </w:p>
         </w:tc>
@@ -4574,7 +4574,7 @@
               <w:rPr>
                 <w:sz w:val="17"/>
               </w:rPr>
-              <w:t>-0.682</w:t>
+              <w:t>-0.77</w:t>
             </w:r>
           </w:p>
         </w:tc>
@@ -4602,7 +4602,7 @@
               <w:rPr>
                 <w:sz w:val="17"/>
               </w:rPr>
-              <w:t>0.525</w:t>
+              <w:t>0.626</w:t>
             </w:r>
           </w:p>
         </w:tc>
@@ -4616,7 +4616,7 @@
               <w:rPr>
                 <w:sz w:val="17"/>
               </w:rPr>
-              <w:t>0.49</w:t>
+              <w:t>0.338</w:t>
             </w:r>
           </w:p>
         </w:tc>
@@ -4633,6 +4633,121 @@
                 <w:b/>
                 <w:sz w:val="17"/>
               </w:rPr>
+              <w:t>mktcap_EW</w:t>
+            </w:r>
+          </w:p>
+        </w:tc>
+        <w:tc>
+          <w:tcPr>
+            <w:tcW w:type="dxa" w:w="1080"/>
+          </w:tcPr>
+          <w:p>
+            <w:r/>
+            <w:r>
+              <w:rPr>
+                <w:sz w:val="17"/>
+              </w:rPr>
+              <w:t>0.136</w:t>
+            </w:r>
+          </w:p>
+        </w:tc>
+        <w:tc>
+          <w:tcPr>
+            <w:tcW w:type="dxa" w:w="1080"/>
+          </w:tcPr>
+          <w:p>
+            <w:r/>
+            <w:r>
+              <w:rPr>
+                <w:sz w:val="17"/>
+              </w:rPr>
+              <w:t>0.256</w:t>
+            </w:r>
+          </w:p>
+        </w:tc>
+        <w:tc>
+          <w:tcPr>
+            <w:tcW w:type="dxa" w:w="1080"/>
+          </w:tcPr>
+          <w:p>
+            <w:r/>
+            <w:r>
+              <w:rPr>
+                <w:sz w:val="17"/>
+              </w:rPr>
+              <w:t>0.531</w:t>
+            </w:r>
+          </w:p>
+        </w:tc>
+        <w:tc>
+          <w:tcPr>
+            <w:tcW w:type="dxa" w:w="1080"/>
+          </w:tcPr>
+          <w:p>
+            <w:r/>
+            <w:r>
+              <w:rPr>
+                <w:sz w:val="17"/>
+              </w:rPr>
+              <w:t>-0.687</w:t>
+            </w:r>
+          </w:p>
+        </w:tc>
+        <w:tc>
+          <w:tcPr>
+            <w:tcW w:type="dxa" w:w="1080"/>
+          </w:tcPr>
+          <w:p>
+            <w:r/>
+            <w:r>
+              <w:rPr>
+                <w:sz w:val="17"/>
+              </w:rPr>
+              <w:t>30</w:t>
+            </w:r>
+          </w:p>
+        </w:tc>
+        <w:tc>
+          <w:tcPr>
+            <w:tcW w:type="dxa" w:w="1080"/>
+          </w:tcPr>
+          <w:p>
+            <w:r/>
+            <w:r>
+              <w:rPr>
+                <w:sz w:val="17"/>
+              </w:rPr>
+              <w:t>0.532</w:t>
+            </w:r>
+          </w:p>
+        </w:tc>
+        <w:tc>
+          <w:tcPr>
+            <w:tcW w:type="dxa" w:w="1080"/>
+          </w:tcPr>
+          <w:p>
+            <w:r/>
+            <w:r>
+              <w:rPr>
+                <w:sz w:val="17"/>
+              </w:rPr>
+              <w:t>0.523</w:t>
+            </w:r>
+          </w:p>
+        </w:tc>
+      </w:tr>
+      <w:tr>
+        <w:tc>
+          <w:tcPr>
+            <w:tcW w:type="dxa" w:w="1080"/>
+          </w:tcPr>
+          <w:p>
+            <w:r/>
+            <w:r>
+              <w:rPr>
+                <w:b/>
+                <w:sz w:val="17"/>
+              </w:rPr>
               <w:t>liquidity_EW</w:t>
             </w:r>
           </w:p>
@@ -4647,7 +4762,7 @@
               <w:rPr>
                 <w:sz w:val="17"/>
               </w:rPr>
-              <w:t>0.059</w:t>
+              <w:t>0.064</w:t>
             </w:r>
           </w:p>
         </w:tc>
@@ -4661,7 +4776,7 @@
               <w:rPr>
                 <w:sz w:val="17"/>
               </w:rPr>
-              <w:t>0.27</w:t>
+              <w:t>0.263</w:t>
             </w:r>
           </w:p>
         </w:tc>
@@ -4675,7 +4790,7 @@
               <w:rPr>
                 <w:sz w:val="17"/>
               </w:rPr>
-              <w:t>0.219</w:t>
+              <w:t>0.242</w:t>
             </w:r>
           </w:p>
         </w:tc>
@@ -4689,7 +4804,7 @@
               <w:rPr>
                 <w:sz w:val="17"/>
               </w:rPr>
-              <w:t>-0.756</w:t>
+              <w:t>-0.758</w:t>
             </w:r>
           </w:p>
         </w:tc>
@@ -4717,7 +4832,7 @@
               <w:rPr>
                 <w:sz w:val="17"/>
               </w:rPr>
-              <w:t>0.749</w:t>
+              <w:t>0.731</w:t>
             </w:r>
           </w:p>
         </w:tc>
@@ -4731,7 +4846,7 @@
               <w:rPr>
                 <w:sz w:val="17"/>
               </w:rPr>
-              <w:t>0.208</w:t>
+              <w:t>0.231</w:t>
             </w:r>
           </w:p>
         </w:tc>
@@ -5135,7 +5250,7 @@
               <w:rPr>
                 <w:sz w:val="17"/>
               </w:rPr>
-              <w:t>0.4381</w:t>
+              <w:t>0.5368</w:t>
             </w:r>
           </w:p>
         </w:tc>
@@ -5149,7 +5264,7 @@
               <w:rPr>
                 <w:sz w:val="17"/>
               </w:rPr>
-              <w:t>0.3282</w:t>
+              <w:t>0.3967</w:t>
             </w:r>
           </w:p>
         </w:tc>
@@ -5163,7 +5278,7 @@
               <w:rPr>
                 <w:sz w:val="17"/>
               </w:rPr>
-              <w:t>0.915</w:t>
+              <w:t>0.963</w:t>
             </w:r>
           </w:p>
         </w:tc>
@@ -5177,7 +5292,7 @@
               <w:rPr>
                 <w:sz w:val="17"/>
               </w:rPr>
-              <w:t>0.085</w:t>
+              <w:t>0.037</w:t>
             </w:r>
           </w:p>
         </w:tc>
@@ -5191,7 +5306,7 @@
               <w:rPr>
                 <w:sz w:val="17"/>
               </w:rPr>
-              <w:t>no</w:t>
+              <w:t>yes</w:t>
             </w:r>
           </w:p>
         </w:tc>
@@ -5236,7 +5351,7 @@
               <w:rPr>
                 <w:sz w:val="17"/>
               </w:rPr>
-              <w:t>0.7626</w:t>
+              <w:t>0.6399</w:t>
             </w:r>
           </w:p>
         </w:tc>
@@ -5250,7 +5365,7 @@
               <w:rPr>
                 <w:sz w:val="17"/>
               </w:rPr>
-              <w:t>0.4851</w:t>
+              <w:t>0.5054</w:t>
             </w:r>
           </w:p>
         </w:tc>
@@ -5264,7 +5379,7 @@
               <w:rPr>
                 <w:sz w:val="17"/>
               </w:rPr>
-              <w:t>0.95</w:t>
+              <w:t>0.7833</w:t>
             </w:r>
           </w:p>
         </w:tc>
@@ -5278,7 +5393,7 @@
               <w:rPr>
                 <w:sz w:val="17"/>
               </w:rPr>
-              <w:t>0.05</w:t>
+              <w:t>0.2167</w:t>
             </w:r>
           </w:p>
         </w:tc>
@@ -5337,7 +5452,7 @@
               <w:rPr>
                 <w:sz w:val="17"/>
               </w:rPr>
-              <w:t>0.4684</w:t>
+              <w:t>0.4161</w:t>
             </w:r>
           </w:p>
         </w:tc>
@@ -5351,7 +5466,7 @@
               <w:rPr>
                 <w:sz w:val="17"/>
               </w:rPr>
-              <w:t>0.4441</w:t>
+              <w:t>0.43</w:t>
             </w:r>
           </w:p>
         </w:tc>
@@ -5365,7 +5480,7 @@
               <w:rPr>
                 <w:sz w:val="17"/>
               </w:rPr>
-              <w:t>0.55</w:t>
+              <w:t>0.4833</w:t>
             </w:r>
           </w:p>
         </w:tc>
@@ -5379,7 +5494,7 @@
               <w:rPr>
                 <w:sz w:val="17"/>
               </w:rPr>
-              <w:t>0.45</w:t>
+              <w:t>0.5167</w:t>
             </w:r>
           </w:p>
         </w:tc>
@@ -5666,7 +5781,7 @@
               <w:rPr>
                 <w:sz w:val="16"/>
               </w:rPr>
-              <w:t>0.7345</w:t>
+              <w:t>0.7218</w:t>
             </w:r>
           </w:p>
         </w:tc>
@@ -5680,7 +5795,7 @@
               <w:rPr>
                 <w:sz w:val="16"/>
               </w:rPr>
-              <w:t>0.8574</w:t>
+              <w:t>0.8131</w:t>
             </w:r>
           </w:p>
         </w:tc>
@@ -5694,7 +5809,7 @@
               <w:rPr>
                 <w:sz w:val="16"/>
               </w:rPr>
-              <w:t>0.7794</w:t>
+              <w:t>0.9884</w:t>
             </w:r>
           </w:p>
         </w:tc>
@@ -5708,7 +5823,7 @@
               <w:rPr>
                 <w:sz w:val="16"/>
               </w:rPr>
-              <w:t>0.7239</w:t>
+              <w:t>0.8685</w:t>
             </w:r>
           </w:p>
         </w:tc>
@@ -5722,7 +5837,7 @@
               <w:rPr>
                 <w:sz w:val="16"/>
               </w:rPr>
-              <w:t>5.667</w:t>
+              <w:t>5.022</w:t>
             </w:r>
           </w:p>
         </w:tc>
@@ -5736,7 +5851,7 @@
               <w:rPr>
                 <w:sz w:val="16"/>
               </w:rPr>
-              <w:t>0.162</w:t>
+              <w:t>0.324</w:t>
             </w:r>
           </w:p>
         </w:tc>
@@ -5750,7 +5865,7 @@
               <w:rPr>
                 <w:sz w:val="16"/>
               </w:rPr>
-              <w:t>0.838</w:t>
+              <w:t>0.676</w:t>
             </w:r>
           </w:p>
         </w:tc>
@@ -5778,7 +5893,7 @@
               <w:rPr>
                 <w:sz w:val="16"/>
               </w:rPr>
-              <w:t>-0.2163</w:t>
+              <w:t>-0.1006</w:t>
             </w:r>
           </w:p>
         </w:tc>
@@ -5792,7 +5907,7 @@
               <w:rPr>
                 <w:sz w:val="16"/>
               </w:rPr>
-              <w:t>0.4</w:t>
+              <w:t>0.5967</w:t>
             </w:r>
           </w:p>
         </w:tc>
@@ -5823,7 +5938,7 @@
               <w:rPr>
                 <w:sz w:val="16"/>
               </w:rPr>
-              <w:t>0.7345</w:t>
+              <w:t>0.7218</w:t>
             </w:r>
           </w:p>
         </w:tc>
@@ -5837,7 +5952,7 @@
               <w:rPr>
                 <w:sz w:val="16"/>
               </w:rPr>
-              <w:t>0.8574</w:t>
+              <w:t>0.8131</w:t>
             </w:r>
           </w:p>
         </w:tc>
@@ -5851,7 +5966,7 @@
               <w:rPr>
                 <w:sz w:val="16"/>
               </w:rPr>
-              <w:t>0.7794</w:t>
+              <w:t>0.9884</w:t>
             </w:r>
           </w:p>
         </w:tc>
@@ -5865,7 +5980,7 @@
               <w:rPr>
                 <w:sz w:val="16"/>
               </w:rPr>
-              <w:t>0.7239</w:t>
+              <w:t>0.8685</w:t>
             </w:r>
           </w:p>
         </w:tc>
@@ -5879,7 +5994,7 @@
               <w:rPr>
                 <w:sz w:val="16"/>
               </w:rPr>
-              <w:t>5.667</w:t>
+              <w:t>5.022</w:t>
             </w:r>
           </w:p>
         </w:tc>
@@ -5893,7 +6008,7 @@
               <w:rPr>
                 <w:sz w:val="16"/>
               </w:rPr>
-              <w:t>0.1615</w:t>
+              <w:t>0.3245</w:t>
             </w:r>
           </w:p>
         </w:tc>
@@ -5907,7 +6022,7 @@
               <w:rPr>
                 <w:sz w:val="16"/>
               </w:rPr>
-              <w:t>0.8385</w:t>
+              <w:t>0.6755</w:t>
             </w:r>
           </w:p>
         </w:tc>
@@ -5935,7 +6050,7 @@
               <w:rPr>
                 <w:sz w:val="16"/>
               </w:rPr>
-              <w:t>-0.2163</w:t>
+              <w:t>-0.1006</w:t>
             </w:r>
           </w:p>
         </w:tc>
@@ -5949,7 +6064,7 @@
               <w:rPr>
                 <w:sz w:val="16"/>
               </w:rPr>
-              <w:t>0.4</w:t>
+              <w:t>0.5967</w:t>
             </w:r>
           </w:p>
         </w:tc>
@@ -5980,7 +6095,7 @@
               <w:rPr>
                 <w:sz w:val="16"/>
               </w:rPr>
-              <w:t>0.7345</w:t>
+              <w:t>0.7218</w:t>
             </w:r>
           </w:p>
         </w:tc>
@@ -5994,7 +6109,7 @@
               <w:rPr>
                 <w:sz w:val="16"/>
               </w:rPr>
-              <w:t>0.8574</w:t>
+              <w:t>0.8131</w:t>
             </w:r>
           </w:p>
         </w:tc>
@@ -6008,7 +6123,7 @@
               <w:rPr>
                 <w:sz w:val="16"/>
               </w:rPr>
-              <w:t>0.7794</w:t>
+              <w:t>0.9884</w:t>
             </w:r>
           </w:p>
         </w:tc>
@@ -6022,7 +6137,7 @@
               <w:rPr>
                 <w:sz w:val="16"/>
               </w:rPr>
-              <w:t>0.7239</w:t>
+              <w:t>0.8685</w:t>
             </w:r>
           </w:p>
         </w:tc>
@@ -6036,7 +6151,7 @@
               <w:rPr>
                 <w:sz w:val="16"/>
               </w:rPr>
-              <w:t>5.667</w:t>
+              <w:t>5.022</w:t>
             </w:r>
           </w:p>
         </w:tc>
@@ -6050,7 +6165,7 @@
               <w:rPr>
                 <w:sz w:val="16"/>
               </w:rPr>
-              <w:t>0.162</w:t>
+              <w:t>0.334</w:t>
             </w:r>
           </w:p>
         </w:tc>
@@ -6064,7 +6179,7 @@
               <w:rPr>
                 <w:sz w:val="16"/>
               </w:rPr>
-              <w:t>0.838</w:t>
+              <w:t>0.666</w:t>
             </w:r>
           </w:p>
         </w:tc>
@@ -6092,7 +6207,7 @@
               <w:rPr>
                 <w:sz w:val="16"/>
               </w:rPr>
-              <w:t>-0.2163</w:t>
+              <w:t>-0.1006</w:t>
             </w:r>
           </w:p>
         </w:tc>
@@ -6106,7 +6221,7 @@
               <w:rPr>
                 <w:sz w:val="16"/>
               </w:rPr>
-              <w:t>0.4</w:t>
+              <w:t>0.5967</w:t>
             </w:r>
           </w:p>
         </w:tc>
@@ -6137,7 +6252,7 @@
               <w:rPr>
                 <w:sz w:val="16"/>
               </w:rPr>
-              <w:t>0.7631</w:t>
+              <w:t>0.704</w:t>
             </w:r>
           </w:p>
         </w:tc>
@@ -6151,7 +6266,7 @@
               <w:rPr>
                 <w:sz w:val="16"/>
               </w:rPr>
-              <w:t>0.8574</w:t>
+              <w:t>0.8131</w:t>
             </w:r>
           </w:p>
         </w:tc>
@@ -6165,7 +6280,7 @@
               <w:rPr>
                 <w:sz w:val="16"/>
               </w:rPr>
-              <w:t>0.8208</w:t>
+              <w:t>0.9288</w:t>
             </w:r>
           </w:p>
         </w:tc>
@@ -6179,7 +6294,7 @@
               <w:rPr>
                 <w:sz w:val="16"/>
               </w:rPr>
-              <w:t>0.6865</w:t>
+              <w:t>0.8515</w:t>
             </w:r>
           </w:p>
         </w:tc>
@@ -6193,7 +6308,7 @@
               <w:rPr>
                 <w:sz w:val="16"/>
               </w:rPr>
-              <w:t>6.587</w:t>
+              <w:t>5.893</w:t>
             </w:r>
           </w:p>
         </w:tc>
@@ -6207,7 +6322,7 @@
               <w:rPr>
                 <w:sz w:val="16"/>
               </w:rPr>
-              <w:t>0.218</w:t>
+              <w:t>0.205</w:t>
             </w:r>
           </w:p>
         </w:tc>
@@ -6221,7 +6336,7 @@
               <w:rPr>
                 <w:sz w:val="16"/>
               </w:rPr>
-              <w:t>0.782</w:t>
+              <w:t>0.795</w:t>
             </w:r>
           </w:p>
         </w:tc>
@@ -6249,7 +6364,7 @@
               <w:rPr>
                 <w:sz w:val="16"/>
               </w:rPr>
-              <w:t>-0.1972</w:t>
+              <w:t>-0.0712</w:t>
             </w:r>
           </w:p>
         </w:tc>
@@ -6263,7 +6378,7 @@
               <w:rPr>
                 <w:sz w:val="16"/>
               </w:rPr>
-              <w:t>0.2833</w:t>
+              <w:t>0.5333</w:t>
             </w:r>
           </w:p>
         </w:tc>
@@ -6294,7 +6409,7 @@
               <w:rPr>
                 <w:sz w:val="16"/>
               </w:rPr>
-              <w:t>0.7631</w:t>
+              <w:t>0.704</w:t>
             </w:r>
           </w:p>
         </w:tc>
@@ -6308,7 +6423,7 @@
               <w:rPr>
                 <w:sz w:val="16"/>
               </w:rPr>
-              <w:t>0.8574</w:t>
+              <w:t>0.8131</w:t>
             </w:r>
           </w:p>
         </w:tc>
@@ -6322,7 +6437,7 @@
               <w:rPr>
                 <w:sz w:val="16"/>
               </w:rPr>
-              <w:t>0.8208</w:t>
+              <w:t>0.9288</w:t>
             </w:r>
           </w:p>
         </w:tc>
@@ -6336,7 +6451,7 @@
               <w:rPr>
                 <w:sz w:val="16"/>
               </w:rPr>
-              <w:t>0.6865</w:t>
+              <w:t>0.8515</w:t>
             </w:r>
           </w:p>
         </w:tc>
@@ -6350,7 +6465,7 @@
               <w:rPr>
                 <w:sz w:val="16"/>
               </w:rPr>
-              <w:t>6.587</w:t>
+              <w:t>5.893</w:t>
             </w:r>
           </w:p>
         </w:tc>
@@ -6364,7 +6479,7 @@
               <w:rPr>
                 <w:sz w:val="16"/>
               </w:rPr>
-              <w:t>0.2075</w:t>
+              <w:t>0.2065</w:t>
             </w:r>
           </w:p>
         </w:tc>
@@ -6378,7 +6493,7 @@
               <w:rPr>
                 <w:sz w:val="16"/>
               </w:rPr>
-              <w:t>0.7925</w:t>
+              <w:t>0.7935</w:t>
             </w:r>
           </w:p>
         </w:tc>
@@ -6406,7 +6521,7 @@
               <w:rPr>
                 <w:sz w:val="16"/>
               </w:rPr>
-              <w:t>-0.1972</w:t>
+              <w:t>-0.0712</w:t>
             </w:r>
           </w:p>
         </w:tc>
@@ -6420,7 +6535,7 @@
               <w:rPr>
                 <w:sz w:val="16"/>
               </w:rPr>
-              <w:t>0.2833</w:t>
+              <w:t>0.5333</w:t>
             </w:r>
           </w:p>
         </w:tc>
@@ -6451,7 +6566,7 @@
               <w:rPr>
                 <w:sz w:val="16"/>
               </w:rPr>
-              <w:t>0.7631</w:t>
+              <w:t>0.704</w:t>
             </w:r>
           </w:p>
         </w:tc>
@@ -6465,7 +6580,7 @@
               <w:rPr>
                 <w:sz w:val="16"/>
               </w:rPr>
-              <w:t>0.8574</w:t>
+              <w:t>0.8131</w:t>
             </w:r>
           </w:p>
         </w:tc>
@@ -6479,7 +6594,7 @@
               <w:rPr>
                 <w:sz w:val="16"/>
               </w:rPr>
-              <w:t>0.8208</w:t>
+              <w:t>0.9288</w:t>
             </w:r>
           </w:p>
         </w:tc>
@@ -6493,7 +6608,7 @@
               <w:rPr>
                 <w:sz w:val="16"/>
               </w:rPr>
-              <w:t>0.6865</w:t>
+              <w:t>0.8515</w:t>
             </w:r>
           </w:p>
         </w:tc>
@@ -6507,7 +6622,7 @@
               <w:rPr>
                 <w:sz w:val="16"/>
               </w:rPr>
-              <w:t>6.587</w:t>
+              <w:t>5.893</w:t>
             </w:r>
           </w:p>
         </w:tc>
@@ -6521,7 +6636,7 @@
               <w:rPr>
                 <w:sz w:val="16"/>
               </w:rPr>
-              <w:t>0.19</w:t>
+              <w:t>0.215</w:t>
             </w:r>
           </w:p>
         </w:tc>
@@ -6535,7 +6650,7 @@
               <w:rPr>
                 <w:sz w:val="16"/>
               </w:rPr>
-              <w:t>0.81</w:t>
+              <w:t>0.785</w:t>
             </w:r>
           </w:p>
         </w:tc>
@@ -6563,7 +6678,7 @@
               <w:rPr>
                 <w:sz w:val="16"/>
               </w:rPr>
-              <w:t>-0.1972</w:t>
+              <w:t>-0.0712</w:t>
             </w:r>
           </w:p>
         </w:tc>
@@ -6577,7 +6692,7 @@
               <w:rPr>
                 <w:sz w:val="16"/>
               </w:rPr>
-              <w:t>0.2833</w:t>
+              <w:t>0.5333</w:t>
             </w:r>
           </w:p>
         </w:tc>
@@ -6608,7 +6723,7 @@
               <w:rPr>
                 <w:sz w:val="16"/>
               </w:rPr>
-              <w:t>0.81</w:t>
+              <w:t>0.7726</w:t>
             </w:r>
           </w:p>
         </w:tc>
@@ -6622,7 +6737,7 @@
               <w:rPr>
                 <w:sz w:val="16"/>
               </w:rPr>
-              <w:t>0.8574</w:t>
+              <w:t>0.8131</w:t>
             </w:r>
           </w:p>
         </w:tc>
@@ -6636,7 +6751,7 @@
               <w:rPr>
                 <w:sz w:val="16"/>
               </w:rPr>
-              <w:t>0.827</w:t>
+              <w:t>0.8985</w:t>
             </w:r>
           </w:p>
         </w:tc>
@@ -6650,7 +6765,7 @@
               <w:rPr>
                 <w:sz w:val="16"/>
               </w:rPr>
-              <w:t>0.6176</w:t>
+              <w:t>0.8369</w:t>
             </w:r>
           </w:p>
         </w:tc>
@@ -6664,7 +6779,7 @@
               <w:rPr>
                 <w:sz w:val="16"/>
               </w:rPr>
-              <w:t>7.489</w:t>
+              <w:t>6.798</w:t>
             </w:r>
           </w:p>
         </w:tc>
@@ -6678,7 +6793,7 @@
               <w:rPr>
                 <w:sz w:val="16"/>
               </w:rPr>
-              <w:t>0.356</w:t>
+              <w:t>0.472</w:t>
             </w:r>
           </w:p>
         </w:tc>
@@ -6692,7 +6807,7 @@
               <w:rPr>
                 <w:sz w:val="16"/>
               </w:rPr>
-              <w:t>0.644</w:t>
+              <w:t>0.528</w:t>
             </w:r>
           </w:p>
         </w:tc>
@@ -6720,7 +6835,7 @@
               <w:rPr>
                 <w:sz w:val="16"/>
               </w:rPr>
-              <w:t>-0.1776</w:t>
+              <w:t>-0.0875</w:t>
             </w:r>
           </w:p>
         </w:tc>
@@ -6734,7 +6849,7 @@
               <w:rPr>
                 <w:sz w:val="16"/>
               </w:rPr>
-              <w:t>0.1967</w:t>
+              <w:t>0.59</w:t>
             </w:r>
           </w:p>
         </w:tc>
@@ -6765,7 +6880,7 @@
               <w:rPr>
                 <w:sz w:val="16"/>
               </w:rPr>
-              <w:t>0.81</w:t>
+              <w:t>0.7726</w:t>
             </w:r>
           </w:p>
         </w:tc>
@@ -6779,7 +6894,7 @@
               <w:rPr>
                 <w:sz w:val="16"/>
               </w:rPr>
-              <w:t>0.8574</w:t>
+              <w:t>0.8131</w:t>
             </w:r>
           </w:p>
         </w:tc>
@@ -6793,7 +6908,7 @@
               <w:rPr>
                 <w:sz w:val="16"/>
               </w:rPr>
-              <w:t>0.827</w:t>
+              <w:t>0.8985</w:t>
             </w:r>
           </w:p>
         </w:tc>
@@ -6807,7 +6922,7 @@
               <w:rPr>
                 <w:sz w:val="16"/>
               </w:rPr>
-              <w:t>0.6176</w:t>
+              <w:t>0.8369</w:t>
             </w:r>
           </w:p>
         </w:tc>
@@ -6821,7 +6936,7 @@
               <w:rPr>
                 <w:sz w:val="16"/>
               </w:rPr>
-              <w:t>7.489</w:t>
+              <w:t>6.798</w:t>
             </w:r>
           </w:p>
         </w:tc>
@@ -6835,7 +6950,7 @@
               <w:rPr>
                 <w:sz w:val="16"/>
               </w:rPr>
-              <w:t>0.3585</w:t>
+              <w:t>0.475</w:t>
             </w:r>
           </w:p>
         </w:tc>
@@ -6849,7 +6964,7 @@
               <w:rPr>
                 <w:sz w:val="16"/>
               </w:rPr>
-              <w:t>0.6415</w:t>
+              <w:t>0.525</w:t>
             </w:r>
           </w:p>
         </w:tc>
@@ -6877,7 +6992,7 @@
               <w:rPr>
                 <w:sz w:val="16"/>
               </w:rPr>
-              <w:t>-0.1776</w:t>
+              <w:t>-0.0875</w:t>
             </w:r>
           </w:p>
         </w:tc>
@@ -6891,7 +7006,7 @@
               <w:rPr>
                 <w:sz w:val="16"/>
               </w:rPr>
-              <w:t>0.1967</w:t>
+              <w:t>0.59</w:t>
             </w:r>
           </w:p>
         </w:tc>
@@ -6922,7 +7037,7 @@
               <w:rPr>
                 <w:sz w:val="16"/>
               </w:rPr>
-              <w:t>0.81</w:t>
+              <w:t>0.7726</w:t>
             </w:r>
           </w:p>
         </w:tc>
@@ -6936,7 +7051,7 @@
               <w:rPr>
                 <w:sz w:val="16"/>
               </w:rPr>
-              <w:t>0.8574</w:t>
+              <w:t>0.8131</w:t>
             </w:r>
           </w:p>
         </w:tc>
@@ -6950,7 +7065,7 @@
               <w:rPr>
                 <w:sz w:val="16"/>
               </w:rPr>
-              <w:t>0.827</w:t>
+              <w:t>0.8985</w:t>
             </w:r>
           </w:p>
         </w:tc>
@@ -6964,7 +7079,7 @@
               <w:rPr>
                 <w:sz w:val="16"/>
               </w:rPr>
-              <w:t>0.6176</w:t>
+              <w:t>0.8369</w:t>
             </w:r>
           </w:p>
         </w:tc>
@@ -6978,7 +7093,7 @@
               <w:rPr>
                 <w:sz w:val="16"/>
               </w:rPr>
-              <w:t>7.489</w:t>
+              <w:t>6.798</w:t>
             </w:r>
           </w:p>
         </w:tc>
@@ -6992,7 +7107,7 @@
               <w:rPr>
                 <w:sz w:val="16"/>
               </w:rPr>
-              <w:t>0.3566</w:t>
+              <w:t>0.464</w:t>
             </w:r>
           </w:p>
         </w:tc>
@@ -7006,7 +7121,7 @@
               <w:rPr>
                 <w:sz w:val="16"/>
               </w:rPr>
-              <w:t>0.6434</w:t>
+              <w:t>0.536</w:t>
             </w:r>
           </w:p>
         </w:tc>
@@ -7034,7 +7149,7 @@
               <w:rPr>
                 <w:sz w:val="16"/>
               </w:rPr>
-              <w:t>-0.1776</w:t>
+              <w:t>-0.0875</w:t>
             </w:r>
           </w:p>
         </w:tc>
@@ -7048,7 +7163,7 @@
               <w:rPr>
                 <w:sz w:val="16"/>
               </w:rPr>
-              <w:t>0.1967</w:t>
+              <w:t>0.59</w:t>
             </w:r>
           </w:p>
         </w:tc>
@@ -7079,7 +7194,7 @@
               <w:rPr>
                 <w:sz w:val="16"/>
               </w:rPr>
-              <w:t>0.7417</w:t>
+              <w:t>0.7646</w:t>
             </w:r>
           </w:p>
         </w:tc>
@@ -7093,7 +7208,7 @@
               <w:rPr>
                 <w:sz w:val="16"/>
               </w:rPr>
-              <w:t>0.72</w:t>
+              <w:t>0.754</w:t>
             </w:r>
           </w:p>
         </w:tc>
@@ -7107,7 +7222,7 @@
               <w:rPr>
                 <w:sz w:val="16"/>
               </w:rPr>
-              <w:t>0.6904</w:t>
+              <w:t>0.6767</w:t>
             </w:r>
           </w:p>
         </w:tc>
@@ -7121,7 +7236,7 @@
               <w:rPr>
                 <w:sz w:val="16"/>
               </w:rPr>
-              <w:t>0.752</w:t>
+              <w:t>0.7513</w:t>
             </w:r>
           </w:p>
         </w:tc>
@@ -7135,7 +7250,7 @@
               <w:rPr>
                 <w:sz w:val="16"/>
               </w:rPr>
-              <w:t>4.734</w:t>
+              <w:t>5.162</w:t>
             </w:r>
           </w:p>
         </w:tc>
@@ -7149,7 +7264,7 @@
               <w:rPr>
                 <w:sz w:val="16"/>
               </w:rPr>
-              <w:t>0.73</w:t>
+              <w:t>0.679</w:t>
             </w:r>
           </w:p>
         </w:tc>
@@ -7163,7 +7278,7 @@
               <w:rPr>
                 <w:sz w:val="16"/>
               </w:rPr>
-              <w:t>0.27</w:t>
+              <w:t>0.321</w:t>
             </w:r>
           </w:p>
         </w:tc>
@@ -7191,7 +7306,7 @@
               <w:rPr>
                 <w:sz w:val="16"/>
               </w:rPr>
-              <w:t>-0.2025</w:t>
+              <w:t>-0.2135</w:t>
             </w:r>
           </w:p>
         </w:tc>
@@ -7205,7 +7320,7 @@
               <w:rPr>
                 <w:sz w:val="16"/>
               </w:rPr>
-              <w:t>0.99</w:t>
+              <w:t>0.98</w:t>
             </w:r>
           </w:p>
         </w:tc>
@@ -7236,7 +7351,7 @@
               <w:rPr>
                 <w:sz w:val="16"/>
               </w:rPr>
-              <w:t>0.7417</w:t>
+              <w:t>0.7646</w:t>
             </w:r>
           </w:p>
         </w:tc>
@@ -7250,7 +7365,7 @@
               <w:rPr>
                 <w:sz w:val="16"/>
               </w:rPr>
-              <w:t>0.72</w:t>
+              <w:t>0.754</w:t>
             </w:r>
           </w:p>
         </w:tc>
@@ -7264,7 +7379,7 @@
               <w:rPr>
                 <w:sz w:val="16"/>
               </w:rPr>
-              <w:t>0.6904</w:t>
+              <w:t>0.6767</w:t>
             </w:r>
           </w:p>
         </w:tc>
@@ -7278,7 +7393,7 @@
               <w:rPr>
                 <w:sz w:val="16"/>
               </w:rPr>
-              <w:t>0.752</w:t>
+              <w:t>0.7513</w:t>
             </w:r>
           </w:p>
         </w:tc>
@@ -7292,7 +7407,7 @@
               <w:rPr>
                 <w:sz w:val="16"/>
               </w:rPr>
-              <w:t>4.734</w:t>
+              <w:t>5.162</w:t>
             </w:r>
           </w:p>
         </w:tc>
@@ -7306,7 +7421,7 @@
               <w:rPr>
                 <w:sz w:val="16"/>
               </w:rPr>
-              <w:t>0.745</w:t>
+              <w:t>0.678</w:t>
             </w:r>
           </w:p>
         </w:tc>
@@ -7320,7 +7435,7 @@
               <w:rPr>
                 <w:sz w:val="16"/>
               </w:rPr>
-              <w:t>0.255</w:t>
+              <w:t>0.322</w:t>
             </w:r>
           </w:p>
         </w:tc>
@@ -7348,7 +7463,7 @@
               <w:rPr>
                 <w:sz w:val="16"/>
               </w:rPr>
-              <w:t>-0.2025</w:t>
+              <w:t>-0.2135</w:t>
             </w:r>
           </w:p>
         </w:tc>
@@ -7362,7 +7477,7 @@
               <w:rPr>
                 <w:sz w:val="16"/>
               </w:rPr>
-              <w:t>0.99</w:t>
+              <w:t>0.98</w:t>
             </w:r>
           </w:p>
         </w:tc>
@@ -7393,7 +7508,7 @@
               <w:rPr>
                 <w:sz w:val="16"/>
               </w:rPr>
-              <w:t>0.7417</w:t>
+              <w:t>0.7646</w:t>
             </w:r>
           </w:p>
         </w:tc>
@@ -7407,7 +7522,7 @@
               <w:rPr>
                 <w:sz w:val="16"/>
               </w:rPr>
-              <w:t>0.72</w:t>
+              <w:t>0.754</w:t>
             </w:r>
           </w:p>
         </w:tc>
@@ -7421,7 +7536,7 @@
               <w:rPr>
                 <w:sz w:val="16"/>
               </w:rPr>
-              <w:t>0.6904</w:t>
+              <w:t>0.6767</w:t>
             </w:r>
           </w:p>
         </w:tc>
@@ -7435,7 +7550,7 @@
               <w:rPr>
                 <w:sz w:val="16"/>
               </w:rPr>
-              <w:t>0.752</w:t>
+              <w:t>0.7513</w:t>
             </w:r>
           </w:p>
         </w:tc>
@@ -7449,7 +7564,7 @@
               <w:rPr>
                 <w:sz w:val="16"/>
               </w:rPr>
-              <w:t>4.734</w:t>
+              <w:t>5.162</w:t>
             </w:r>
           </w:p>
         </w:tc>
@@ -7463,7 +7578,7 @@
               <w:rPr>
                 <w:sz w:val="16"/>
               </w:rPr>
-              <w:t>0.7432</w:t>
+              <w:t>0.684</w:t>
             </w:r>
           </w:p>
         </w:tc>
@@ -7477,7 +7592,7 @@
               <w:rPr>
                 <w:sz w:val="16"/>
               </w:rPr>
-              <w:t>0.2568</w:t>
+              <w:t>0.316</w:t>
             </w:r>
           </w:p>
         </w:tc>
@@ -7505,7 +7620,7 @@
               <w:rPr>
                 <w:sz w:val="16"/>
               </w:rPr>
-              <w:t>-0.2025</w:t>
+              <w:t>-0.2135</w:t>
             </w:r>
           </w:p>
         </w:tc>
@@ -7519,7 +7634,7 @@
               <w:rPr>
                 <w:sz w:val="16"/>
               </w:rPr>
-              <w:t>0.99</w:t>
+              <w:t>0.98</w:t>
             </w:r>
           </w:p>
         </w:tc>
@@ -7550,7 +7665,7 @@
               <w:rPr>
                 <w:sz w:val="16"/>
               </w:rPr>
-              <w:t>0.7057</w:t>
+              <w:t>0.7639</w:t>
             </w:r>
           </w:p>
         </w:tc>
@@ -7564,7 +7679,7 @@
               <w:rPr>
                 <w:sz w:val="16"/>
               </w:rPr>
-              <w:t>0.72</w:t>
+              <w:t>0.754</w:t>
             </w:r>
           </w:p>
         </w:tc>
@@ -7578,7 +7693,7 @@
               <w:rPr>
                 <w:sz w:val="16"/>
               </w:rPr>
-              <w:t>0.7209</w:t>
+              <w:t>0.7027</w:t>
             </w:r>
           </w:p>
         </w:tc>
@@ -7592,7 +7707,7 @@
               <w:rPr>
                 <w:sz w:val="16"/>
               </w:rPr>
-              <w:t>0.7118</w:t>
+              <w:t>0.7066</w:t>
             </w:r>
           </w:p>
         </w:tc>
@@ -7606,7 +7721,7 @@
               <w:rPr>
                 <w:sz w:val="16"/>
               </w:rPr>
-              <w:t>5.313</w:t>
+              <w:t>5.104</w:t>
             </w:r>
           </w:p>
         </w:tc>
@@ -7620,7 +7735,7 @@
               <w:rPr>
                 <w:sz w:val="16"/>
               </w:rPr>
-              <w:t>0.538</w:t>
+              <w:t>0.687</w:t>
             </w:r>
           </w:p>
         </w:tc>
@@ -7634,7 +7749,7 @@
               <w:rPr>
                 <w:sz w:val="16"/>
               </w:rPr>
-              <w:t>0.462</w:t>
+              <w:t>0.313</w:t>
             </w:r>
           </w:p>
         </w:tc>
@@ -7662,7 +7777,7 @@
               <w:rPr>
                 <w:sz w:val="16"/>
               </w:rPr>
-              <w:t>-0.0862</w:t>
+              <w:t>-0.1652</w:t>
             </w:r>
           </w:p>
         </w:tc>
@@ -7676,7 +7791,7 @@
               <w:rPr>
                 <w:sz w:val="16"/>
               </w:rPr>
-              <w:t>0.86</w:t>
+              <w:t>0.9467</w:t>
             </w:r>
           </w:p>
         </w:tc>
@@ -7707,7 +7822,7 @@
               <w:rPr>
                 <w:sz w:val="16"/>
               </w:rPr>
-              <w:t>0.7057</w:t>
+              <w:t>0.7639</w:t>
             </w:r>
           </w:p>
         </w:tc>
@@ -7721,7 +7836,7 @@
               <w:rPr>
                 <w:sz w:val="16"/>
               </w:rPr>
-              <w:t>0.72</w:t>
+              <w:t>0.754</w:t>
             </w:r>
           </w:p>
         </w:tc>
@@ -7735,7 +7850,7 @@
               <w:rPr>
                 <w:sz w:val="16"/>
               </w:rPr>
-              <w:t>0.7209</w:t>
+              <w:t>0.7027</w:t>
             </w:r>
           </w:p>
         </w:tc>
@@ -7749,7 +7864,7 @@
               <w:rPr>
                 <w:sz w:val="16"/>
               </w:rPr>
-              <w:t>0.7118</w:t>
+              <w:t>0.7066</w:t>
             </w:r>
           </w:p>
         </w:tc>
@@ -7763,7 +7878,7 @@
               <w:rPr>
                 <w:sz w:val="16"/>
               </w:rPr>
-              <w:t>5.313</w:t>
+              <w:t>5.104</w:t>
             </w:r>
           </w:p>
         </w:tc>
@@ -7777,7 +7892,7 @@
               <w:rPr>
                 <w:sz w:val="16"/>
               </w:rPr>
-              <w:t>0.521</w:t>
+              <w:t>0.6725</w:t>
             </w:r>
           </w:p>
         </w:tc>
@@ -7791,7 +7906,7 @@
               <w:rPr>
                 <w:sz w:val="16"/>
               </w:rPr>
-              <w:t>0.479</w:t>
+              <w:t>0.3275</w:t>
             </w:r>
           </w:p>
         </w:tc>
@@ -7819,7 +7934,7 @@
               <w:rPr>
                 <w:sz w:val="16"/>
               </w:rPr>
-              <w:t>-0.0862</w:t>
+              <w:t>-0.1652</w:t>
             </w:r>
           </w:p>
         </w:tc>
@@ -7833,7 +7948,7 @@
               <w:rPr>
                 <w:sz w:val="16"/>
               </w:rPr>
-              <w:t>0.86</w:t>
+              <w:t>0.9467</w:t>
             </w:r>
           </w:p>
         </w:tc>
@@ -7864,7 +7979,7 @@
               <w:rPr>
                 <w:sz w:val="16"/>
               </w:rPr>
-              <w:t>0.7057</w:t>
+              <w:t>0.7639</w:t>
             </w:r>
           </w:p>
         </w:tc>
@@ -7878,7 +7993,7 @@
               <w:rPr>
                 <w:sz w:val="16"/>
               </w:rPr>
-              <w:t>0.72</w:t>
+              <w:t>0.754</w:t>
             </w:r>
           </w:p>
         </w:tc>
@@ -7892,7 +8007,7 @@
               <w:rPr>
                 <w:sz w:val="16"/>
               </w:rPr>
-              <w:t>0.7209</w:t>
+              <w:t>0.7027</w:t>
             </w:r>
           </w:p>
         </w:tc>
@@ -7906,7 +8021,7 @@
               <w:rPr>
                 <w:sz w:val="16"/>
               </w:rPr>
-              <w:t>0.7118</w:t>
+              <w:t>0.7066</w:t>
             </w:r>
           </w:p>
         </w:tc>
@@ -7920,7 +8035,7 @@
               <w:rPr>
                 <w:sz w:val="16"/>
               </w:rPr>
-              <w:t>5.313</w:t>
+              <w:t>5.104</w:t>
             </w:r>
           </w:p>
         </w:tc>
@@ -7934,7 +8049,7 @@
               <w:rPr>
                 <w:sz w:val="16"/>
               </w:rPr>
-              <w:t>0.5278</w:t>
+              <w:t>0.6872</w:t>
             </w:r>
           </w:p>
         </w:tc>
@@ -7948,7 +8063,7 @@
               <w:rPr>
                 <w:sz w:val="16"/>
               </w:rPr>
-              <w:t>0.4722</w:t>
+              <w:t>0.3128</w:t>
             </w:r>
           </w:p>
         </w:tc>
@@ -7976,7 +8091,7 @@
               <w:rPr>
                 <w:sz w:val="16"/>
               </w:rPr>
-              <w:t>-0.0862</w:t>
+              <w:t>-0.1652</w:t>
             </w:r>
           </w:p>
         </w:tc>
@@ -7990,7 +8105,7 @@
               <w:rPr>
                 <w:sz w:val="16"/>
               </w:rPr>
-              <w:t>0.86</w:t>
+              <w:t>0.9467</w:t>
             </w:r>
           </w:p>
         </w:tc>
@@ -8021,7 +8136,7 @@
               <w:rPr>
                 <w:sz w:val="16"/>
               </w:rPr>
-              <w:t>0.7008</w:t>
+              <w:t>0.7559</w:t>
             </w:r>
           </w:p>
         </w:tc>
@@ -8035,7 +8150,7 @@
               <w:rPr>
                 <w:sz w:val="16"/>
               </w:rPr>
-              <w:t>0.72</w:t>
+              <w:t>0.754</w:t>
             </w:r>
           </w:p>
         </w:tc>
@@ -8049,7 +8164,7 @@
               <w:rPr>
                 <w:sz w:val="16"/>
               </w:rPr>
-              <w:t>0.7181</w:t>
+              <w:t>0.6921</w:t>
             </w:r>
           </w:p>
         </w:tc>
@@ -8063,7 +8178,7 @@
               <w:rPr>
                 <w:sz w:val="16"/>
               </w:rPr>
-              <w:t>0.6691</w:t>
+              <w:t>0.698</w:t>
             </w:r>
           </w:p>
         </w:tc>
@@ -8077,7 +8192,7 @@
               <w:rPr>
                 <w:sz w:val="16"/>
               </w:rPr>
-              <w:t>5.698</w:t>
+              <w:t>5.797</w:t>
             </w:r>
           </w:p>
         </w:tc>
@@ -8091,7 +8206,7 @@
               <w:rPr>
                 <w:sz w:val="16"/>
               </w:rPr>
-              <w:t>0.475</w:t>
+              <w:t>0.629</w:t>
             </w:r>
           </w:p>
         </w:tc>
@@ -8105,7 +8220,7 @@
               <w:rPr>
                 <w:sz w:val="16"/>
               </w:rPr>
-              <w:t>0.525</w:t>
+              <w:t>0.371</w:t>
             </w:r>
           </w:p>
         </w:tc>
@@ -8133,7 +8248,7 @@
               <w:rPr>
                 <w:sz w:val="16"/>
               </w:rPr>
-              <w:t>0.0147</w:t>
+              <w:t>-0.0502</w:t>
             </w:r>
           </w:p>
         </w:tc>
@@ -8147,7 +8262,7 @@
               <w:rPr>
                 <w:sz w:val="16"/>
               </w:rPr>
-              <w:t>0.7033</w:t>
+              <w:t>0.8533</w:t>
             </w:r>
           </w:p>
         </w:tc>
@@ -8178,7 +8293,7 @@
               <w:rPr>
                 <w:sz w:val="16"/>
               </w:rPr>
-              <w:t>0.7008</w:t>
+              <w:t>0.7559</w:t>
             </w:r>
           </w:p>
         </w:tc>
@@ -8192,7 +8307,7 @@
               <w:rPr>
                 <w:sz w:val="16"/>
               </w:rPr>
-              <w:t>0.72</w:t>
+              <w:t>0.754</w:t>
             </w:r>
           </w:p>
         </w:tc>
@@ -8206,7 +8321,7 @@
               <w:rPr>
                 <w:sz w:val="16"/>
               </w:rPr>
-              <w:t>0.7181</w:t>
+              <w:t>0.6921</w:t>
             </w:r>
           </w:p>
         </w:tc>
@@ -8220,7 +8335,7 @@
               <w:rPr>
                 <w:sz w:val="16"/>
               </w:rPr>
-              <w:t>0.6691</w:t>
+              <w:t>0.698</w:t>
             </w:r>
           </w:p>
         </w:tc>
@@ -8234,7 +8349,7 @@
               <w:rPr>
                 <w:sz w:val="16"/>
               </w:rPr>
-              <w:t>5.698</w:t>
+              <w:t>5.797</w:t>
             </w:r>
           </w:p>
         </w:tc>
@@ -8248,7 +8363,7 @@
               <w:rPr>
                 <w:sz w:val="16"/>
               </w:rPr>
-              <w:t>0.458</w:t>
+              <w:t>0.6385</w:t>
             </w:r>
           </w:p>
         </w:tc>
@@ -8262,7 +8377,7 @@
               <w:rPr>
                 <w:sz w:val="16"/>
               </w:rPr>
-              <w:t>0.542</w:t>
+              <w:t>0.3615</w:t>
             </w:r>
           </w:p>
         </w:tc>
@@ -8290,7 +8405,7 @@
               <w:rPr>
                 <w:sz w:val="16"/>
               </w:rPr>
-              <w:t>0.0147</w:t>
+              <w:t>-0.0502</w:t>
             </w:r>
           </w:p>
         </w:tc>
@@ -8304,7 +8419,7 @@
               <w:rPr>
                 <w:sz w:val="16"/>
               </w:rPr>
-              <w:t>0.7033</w:t>
+              <w:t>0.8533</w:t>
             </w:r>
           </w:p>
         </w:tc>
@@ -8335,7 +8450,7 @@
               <w:rPr>
                 <w:sz w:val="16"/>
               </w:rPr>
-              <w:t>0.7008</w:t>
+              <w:t>0.7559</w:t>
             </w:r>
           </w:p>
         </w:tc>
@@ -8349,7 +8464,7 @@
               <w:rPr>
                 <w:sz w:val="16"/>
               </w:rPr>
-              <w:t>0.72</w:t>
+              <w:t>0.754</w:t>
             </w:r>
           </w:p>
         </w:tc>
@@ -8363,7 +8478,7 @@
               <w:rPr>
                 <w:sz w:val="16"/>
               </w:rPr>
-              <w:t>0.7181</w:t>
+              <w:t>0.6921</w:t>
             </w:r>
           </w:p>
         </w:tc>
@@ -8377,7 +8492,7 @@
               <w:rPr>
                 <w:sz w:val="16"/>
               </w:rPr>
-              <w:t>0.6691</w:t>
+              <w:t>0.698</w:t>
             </w:r>
           </w:p>
         </w:tc>
@@ -8391,7 +8506,7 @@
               <w:rPr>
                 <w:sz w:val="16"/>
               </w:rPr>
-              <w:t>5.698</w:t>
+              <w:t>5.797</w:t>
             </w:r>
           </w:p>
         </w:tc>
@@ -8405,7 +8520,7 @@
               <w:rPr>
                 <w:sz w:val="16"/>
               </w:rPr>
-              <w:t>0.4634</w:t>
+              <w:t>0.6252</w:t>
             </w:r>
           </w:p>
         </w:tc>
@@ -8419,7 +8534,7 @@
               <w:rPr>
                 <w:sz w:val="16"/>
               </w:rPr>
-              <w:t>0.5366</w:t>
+              <w:t>0.3748</w:t>
             </w:r>
           </w:p>
         </w:tc>
@@ -8447,7 +8562,7 @@
               <w:rPr>
                 <w:sz w:val="16"/>
               </w:rPr>
-              <w:t>0.0147</w:t>
+              <w:t>-0.0502</w:t>
             </w:r>
           </w:p>
         </w:tc>
@@ -8461,7 +8576,7 @@
               <w:rPr>
                 <w:sz w:val="16"/>
               </w:rPr>
-              <w:t>0.7033</w:t>
+              <w:t>0.8533</w:t>
             </w:r>
           </w:p>
         </w:tc>
@@ -10074,7 +10189,7 @@
               <w:rPr>
                 <w:sz w:val="16"/>
               </w:rPr>
-              <w:t>0.125</w:t>
+              <w:t>0.144</w:t>
             </w:r>
           </w:p>
         </w:tc>
@@ -10088,7 +10203,7 @@
               <w:rPr>
                 <w:sz w:val="16"/>
               </w:rPr>
-              <w:t>0.155</w:t>
+              <w:t>0.186</w:t>
             </w:r>
           </w:p>
         </w:tc>
@@ -10102,7 +10217,7 @@
               <w:rPr>
                 <w:sz w:val="16"/>
               </w:rPr>
-              <w:t>0.81</w:t>
+              <w:t>0.773</w:t>
             </w:r>
           </w:p>
         </w:tc>
@@ -10116,7 +10231,7 @@
               <w:rPr>
                 <w:sz w:val="16"/>
               </w:rPr>
-              <w:t>-0.346</w:t>
+              <w:t>-0.377</w:t>
             </w:r>
           </w:p>
         </w:tc>
@@ -10158,7 +10273,7 @@
               <w:rPr>
                 <w:sz w:val="16"/>
               </w:rPr>
-              <w:t>0.618</w:t>
+              <w:t>0.837</w:t>
             </w:r>
           </w:p>
         </w:tc>
@@ -10172,7 +10287,7 @@
               <w:rPr>
                 <w:sz w:val="16"/>
               </w:rPr>
-              <w:t>0.794</w:t>
+              <w:t>0.755</w:t>
             </w:r>
           </w:p>
         </w:tc>
@@ -10203,7 +10318,7 @@
               <w:rPr>
                 <w:sz w:val="16"/>
               </w:rPr>
-              <w:t>0.093</w:t>
+              <w:t>0.111</w:t>
             </w:r>
           </w:p>
         </w:tc>
@@ -10217,7 +10332,7 @@
               <w:rPr>
                 <w:sz w:val="16"/>
               </w:rPr>
-              <w:t>0.147</w:t>
+              <w:t>0.161</w:t>
             </w:r>
           </w:p>
         </w:tc>
@@ -10231,7 +10346,7 @@
               <w:rPr>
                 <w:sz w:val="16"/>
               </w:rPr>
-              <w:t>0.632</w:t>
+              <w:t>0.685</w:t>
             </w:r>
           </w:p>
         </w:tc>
@@ -10245,7 +10360,7 @@
               <w:rPr>
                 <w:sz w:val="16"/>
               </w:rPr>
-              <w:t>-0.365</w:t>
+              <w:t>-0.429</w:t>
             </w:r>
           </w:p>
         </w:tc>
@@ -10273,7 +10388,7 @@
               <w:rPr>
                 <w:sz w:val="16"/>
               </w:rPr>
-              <w:t>7.489</w:t>
+              <w:t>6.798</w:t>
             </w:r>
           </w:p>
         </w:tc>
@@ -10287,7 +10402,7 @@
               <w:rPr>
                 <w:sz w:val="16"/>
               </w:rPr>
-              <w:t>0.786</w:t>
+              <w:t>0.914</w:t>
             </w:r>
           </w:p>
         </w:tc>
@@ -10301,7 +10416,7 @@
               <w:rPr>
                 <w:sz w:val="16"/>
               </w:rPr>
-              <w:t>0.611</w:t>
+              <w:t>0.662</w:t>
             </w:r>
           </w:p>
         </w:tc>
@@ -10332,7 +10447,7 @@
               <w:rPr>
                 <w:sz w:val="16"/>
               </w:rPr>
-              <w:t>0.101</w:t>
+              <w:t>0.116</w:t>
             </w:r>
           </w:p>
         </w:tc>
@@ -10346,7 +10461,7 @@
               <w:rPr>
                 <w:sz w:val="16"/>
               </w:rPr>
-              <w:t>0.145</w:t>
+              <w:t>0.16</w:t>
             </w:r>
           </w:p>
         </w:tc>
@@ -10360,7 +10475,7 @@
               <w:rPr>
                 <w:sz w:val="16"/>
               </w:rPr>
-              <w:t>0.691</w:t>
+              <w:t>0.725</w:t>
             </w:r>
           </w:p>
         </w:tc>
@@ -10374,7 +10489,7 @@
               <w:rPr>
                 <w:sz w:val="16"/>
               </w:rPr>
-              <w:t>-0.356</w:t>
+              <w:t>-0.414</w:t>
             </w:r>
           </w:p>
         </w:tc>
@@ -10402,7 +10517,7 @@
               <w:rPr>
                 <w:sz w:val="16"/>
               </w:rPr>
-              <w:t>9.199</w:t>
+              <w:t>8.74</w:t>
             </w:r>
           </w:p>
         </w:tc>
@@ -10416,7 +10531,7 @@
               <w:rPr>
                 <w:sz w:val="16"/>
               </w:rPr>
-              <w:t>0.787</w:t>
+              <w:t>0.919</w:t>
             </w:r>
           </w:p>
         </w:tc>
@@ -10430,7 +10545,7 @@
               <w:rPr>
                 <w:sz w:val="16"/>
               </w:rPr>
-              <w:t>0.669</w:t>
+              <w:t>0.702</w:t>
             </w:r>
           </w:p>
         </w:tc>
@@ -10461,7 +10576,7 @@
               <w:rPr>
                 <w:sz w:val="16"/>
               </w:rPr>
-              <w:t>0.107</w:t>
+              <w:t>0.128</w:t>
             </w:r>
           </w:p>
         </w:tc>
@@ -10475,7 +10590,7 @@
               <w:rPr>
                 <w:sz w:val="16"/>
               </w:rPr>
-              <w:t>0.169</w:t>
+              <w:t>0.191</w:t>
             </w:r>
           </w:p>
         </w:tc>
@@ -10489,7 +10604,7 @@
               <w:rPr>
                 <w:sz w:val="16"/>
               </w:rPr>
-              <w:t>0.634</w:t>
+              <w:t>0.67</w:t>
             </w:r>
           </w:p>
         </w:tc>
@@ -10503,7 +10618,7 @@
               <w:rPr>
                 <w:sz w:val="16"/>
               </w:rPr>
-              <w:t>-0.368</w:t>
+              <w:t>-0.4</w:t>
             </w:r>
           </w:p>
         </w:tc>
@@ -10517,7 +10632,7 @@
               <w:rPr>
                 <w:sz w:val="16"/>
               </w:rPr>
-              <w:t>10</w:t>
+              <w:t>9</w:t>
             </w:r>
           </w:p>
         </w:tc>
@@ -10531,7 +10646,7 @@
               <w:rPr>
                 <w:sz w:val="16"/>
               </w:rPr>
-              <w:t>10.85</w:t>
+              <w:t>17.85</w:t>
             </w:r>
           </w:p>
         </w:tc>
@@ -10545,7 +10660,7 @@
               <w:rPr>
                 <w:sz w:val="16"/>
               </w:rPr>
-              <w:t>0.847</w:t>
+              <w:t>0.873</w:t>
             </w:r>
           </w:p>
         </w:tc>
@@ -10559,7 +10674,7 @@
               <w:rPr>
                 <w:sz w:val="16"/>
               </w:rPr>
-              <w:t>0.614</w:t>
+              <w:t>0.652</w:t>
             </w:r>
           </w:p>
         </w:tc>
@@ -10590,7 +10705,7 @@
               <w:rPr>
                 <w:sz w:val="16"/>
               </w:rPr>
-              <w:t>-0.022</w:t>
+              <w:t>0.004</w:t>
             </w:r>
           </w:p>
         </w:tc>
@@ -10604,7 +10719,7 @@
               <w:rPr>
                 <w:sz w:val="16"/>
               </w:rPr>
-              <w:t>0.071</w:t>
+              <w:t>0.09</w:t>
             </w:r>
           </w:p>
         </w:tc>
@@ -10618,7 +10733,7 @@
               <w:rPr>
                 <w:sz w:val="16"/>
               </w:rPr>
-              <w:t>-0.316</w:t>
+              <w:t>0.048</w:t>
             </w:r>
           </w:p>
         </w:tc>
@@ -10632,7 +10747,7 @@
               <w:rPr>
                 <w:sz w:val="16"/>
               </w:rPr>
-              <w:t>-0.404</w:t>
+              <w:t>-0.329</w:t>
             </w:r>
           </w:p>
         </w:tc>
@@ -10674,7 +10789,7 @@
               <w:rPr>
                 <w:sz w:val="16"/>
               </w:rPr>
-              <w:t>1.232</w:t>
+              <w:t>1.654</w:t>
             </w:r>
           </w:p>
         </w:tc>
@@ -10688,7 +10803,7 @@
               <w:rPr>
                 <w:sz w:val="16"/>
               </w:rPr>
-              <w:t>-0.527</w:t>
+              <w:t>-0.137</w:t>
             </w:r>
           </w:p>
         </w:tc>
@@ -10719,7 +10834,7 @@
               <w:rPr>
                 <w:sz w:val="16"/>
               </w:rPr>
-              <w:t>0.135</w:t>
+              <w:t>0.179</w:t>
             </w:r>
           </w:p>
         </w:tc>
@@ -10733,7 +10848,7 @@
               <w:rPr>
                 <w:sz w:val="16"/>
               </w:rPr>
-              <w:t>0.164</w:t>
+              <w:t>0.199</w:t>
             </w:r>
           </w:p>
         </w:tc>
@@ -10747,7 +10862,7 @@
               <w:rPr>
                 <w:sz w:val="16"/>
               </w:rPr>
-              <w:t>0.827</w:t>
+              <w:t>0.899</w:t>
             </w:r>
           </w:p>
         </w:tc>
@@ -10761,7 +10876,7 @@
               <w:rPr>
                 <w:sz w:val="16"/>
               </w:rPr>
-              <w:t>-0.345</w:t>
+              <w:t>-0.405</w:t>
             </w:r>
           </w:p>
         </w:tc>
@@ -10803,7 +10918,7 @@
               <w:rPr>
                 <w:sz w:val="16"/>
               </w:rPr>
-              <w:t>0.228</w:t>
+              <w:t>0.339</w:t>
             </w:r>
           </w:p>
         </w:tc>
@@ -10817,7 +10932,7 @@
               <w:rPr>
                 <w:sz w:val="16"/>
               </w:rPr>
-              <w:t>0.821</w:t>
+              <w:t>0.892</w:t>
             </w:r>
           </w:p>
         </w:tc>
@@ -10848,7 +10963,7 @@
               <w:rPr>
                 <w:sz w:val="16"/>
               </w:rPr>
-              <w:t>0.133</w:t>
+              <w:t>0.141</w:t>
             </w:r>
           </w:p>
         </w:tc>
@@ -10862,7 +10977,7 @@
               <w:rPr>
                 <w:sz w:val="16"/>
               </w:rPr>
-              <w:t>0.155</w:t>
+              <w:t>0.173</w:t>
             </w:r>
           </w:p>
         </w:tc>
@@ -10876,7 +10991,7 @@
               <w:rPr>
                 <w:sz w:val="16"/>
               </w:rPr>
-              <w:t>0.857</w:t>
+              <w:t>0.813</w:t>
             </w:r>
           </w:p>
         </w:tc>
@@ -10890,7 +11005,7 @@
               <w:rPr>
                 <w:sz w:val="16"/>
               </w:rPr>
-              <w:t>-0.328</w:t>
+              <w:t>-0.362</w:t>
             </w:r>
           </w:p>
         </w:tc>
@@ -10904,7 +11019,7 @@
               <w:rPr>
                 <w:sz w:val="16"/>
               </w:rPr>
-              <w:t>69</w:t>
+              <w:t>178</w:t>
             </w:r>
           </w:p>
         </w:tc>
@@ -10918,7 +11033,7 @@
               <w:rPr>
                 <w:sz w:val="16"/>
               </w:rPr>
-              <w:t>72.39</w:t>
+              <w:t>227.2</w:t>
             </w:r>
           </w:p>
         </w:tc>
@@ -10932,7 +11047,7 @@
               <w:rPr>
                 <w:sz w:val="16"/>
               </w:rPr>
-              <w:t>0.109</w:t>
+              <w:t>0.141</w:t>
             </w:r>
           </w:p>
         </w:tc>
@@ -10946,7 +11061,7 @@
               <w:rPr>
                 <w:sz w:val="16"/>
               </w:rPr>
-              <w:t>0.855</w:t>
+              <w:t>0.81</w:t>
             </w:r>
           </w:p>
         </w:tc>
@@ -10977,7 +11092,7 @@
               <w:rPr>
                 <w:sz w:val="16"/>
               </w:rPr>
-              <w:t>0.075</w:t>
+              <w:t>0.098</w:t>
             </w:r>
           </w:p>
         </w:tc>
@@ -10991,7 +11106,7 @@
               <w:rPr>
                 <w:sz w:val="16"/>
               </w:rPr>
-              <w:t>0.143</w:t>
+              <w:t>0.145</w:t>
             </w:r>
           </w:p>
         </w:tc>
@@ -11005,7 +11120,7 @@
               <w:rPr>
                 <w:sz w:val="16"/>
               </w:rPr>
-              <w:t>0.524</w:t>
+              <w:t>0.672</w:t>
             </w:r>
           </w:p>
         </w:tc>
@@ -11019,7 +11134,7 @@
               <w:rPr>
                 <w:sz w:val="16"/>
               </w:rPr>
-              <w:t>-0.365</w:t>
+              <w:t>-0.373</w:t>
             </w:r>
           </w:p>
         </w:tc>
@@ -11033,7 +11148,7 @@
               <w:rPr>
                 <w:sz w:val="16"/>
               </w:rPr>
-              <w:t>69</w:t>
+              <w:t>178</w:t>
             </w:r>
           </w:p>
         </w:tc>
@@ -11047,7 +11162,7 @@
               <w:rPr>
                 <w:sz w:val="16"/>
               </w:rPr>
-              <w:t>8.775</w:t>
+              <w:t>13.88</w:t>
             </w:r>
           </w:p>
         </w:tc>
@@ -11061,7 +11176,7 @@
               <w:rPr>
                 <w:sz w:val="16"/>
               </w:rPr>
-              <w:t>0.356</w:t>
+              <w:t>0.564</w:t>
             </w:r>
           </w:p>
         </w:tc>
@@ -11075,7 +11190,7 @@
               <w:rPr>
                 <w:sz w:val="16"/>
               </w:rPr>
-              <w:t>0.514</w:t>
+              <w:t>0.657</w:t>
             </w:r>
           </w:p>
         </w:tc>
@@ -11267,7 +11382,7 @@
               <w:rPr>
                 <w:sz w:val="16"/>
               </w:rPr>
-              <w:t>0.14</w:t>
+              <w:t>0.149</w:t>
             </w:r>
           </w:p>
         </w:tc>
@@ -11281,7 +11396,7 @@
               <w:rPr>
                 <w:sz w:val="16"/>
               </w:rPr>
-              <w:t>0.2</w:t>
+              <w:t>0.197</w:t>
             </w:r>
           </w:p>
         </w:tc>
@@ -11295,7 +11410,7 @@
               <w:rPr>
                 <w:sz w:val="16"/>
               </w:rPr>
-              <w:t>0.701</w:t>
+              <w:t>0.756</w:t>
             </w:r>
           </w:p>
         </w:tc>
@@ -11309,7 +11424,7 @@
               <w:rPr>
                 <w:sz w:val="16"/>
               </w:rPr>
-              <w:t>-0.36</w:t>
+              <w:t>-0.292</w:t>
             </w:r>
           </w:p>
         </w:tc>
@@ -11351,7 +11466,7 @@
               <w:rPr>
                 <w:sz w:val="16"/>
               </w:rPr>
-              <w:t>0.669</w:t>
+              <w:t>0.698</w:t>
             </w:r>
           </w:p>
         </w:tc>
@@ -11365,7 +11480,7 @@
               <w:rPr>
                 <w:sz w:val="16"/>
               </w:rPr>
-              <w:t>0.687</w:t>
+              <w:t>0.742</w:t>
             </w:r>
           </w:p>
         </w:tc>
@@ -11396,7 +11511,7 @@
               <w:rPr>
                 <w:sz w:val="16"/>
               </w:rPr>
-              <w:t>0.127</w:t>
+              <w:t>0.121</w:t>
             </w:r>
           </w:p>
         </w:tc>
@@ -11410,7 +11525,7 @@
               <w:rPr>
                 <w:sz w:val="16"/>
               </w:rPr>
-              <w:t>0.177</w:t>
+              <w:t>0.172</w:t>
             </w:r>
           </w:p>
         </w:tc>
@@ -11424,7 +11539,7 @@
               <w:rPr>
                 <w:sz w:val="16"/>
               </w:rPr>
-              <w:t>0.715</w:t>
+              <w:t>0.706</w:t>
             </w:r>
           </w:p>
         </w:tc>
@@ -11438,7 +11553,7 @@
               <w:rPr>
                 <w:sz w:val="16"/>
               </w:rPr>
-              <w:t>-0.407</w:t>
+              <w:t>-0.366</w:t>
             </w:r>
           </w:p>
         </w:tc>
@@ -11466,7 +11581,7 @@
               <w:rPr>
                 <w:sz w:val="16"/>
               </w:rPr>
-              <w:t>5.698</w:t>
+              <w:t>5.797</w:t>
             </w:r>
           </w:p>
         </w:tc>
@@ -11480,7 +11595,7 @@
               <w:rPr>
                 <w:sz w:val="16"/>
               </w:rPr>
-              <w:t>0.774</w:t>
+              <w:t>0.742</w:t>
             </w:r>
           </w:p>
         </w:tc>
@@ -11494,7 +11609,7 @@
               <w:rPr>
                 <w:sz w:val="16"/>
               </w:rPr>
-              <w:t>0.698</w:t>
+              <w:t>0.688</w:t>
             </w:r>
           </w:p>
         </w:tc>
@@ -11525,7 +11640,7 @@
               <w:rPr>
                 <w:sz w:val="16"/>
               </w:rPr>
-              <w:t>0.131</w:t>
+              <w:t>0.132</w:t>
             </w:r>
           </w:p>
         </w:tc>
@@ -11539,7 +11654,7 @@
               <w:rPr>
                 <w:sz w:val="16"/>
               </w:rPr>
-              <w:t>0.175</w:t>
+              <w:t>0.17</w:t>
             </w:r>
           </w:p>
         </w:tc>
@@ -11553,7 +11668,7 @@
               <w:rPr>
                 <w:sz w:val="16"/>
               </w:rPr>
-              <w:t>0.751</w:t>
+              <w:t>0.775</w:t>
             </w:r>
           </w:p>
         </w:tc>
@@ -11567,7 +11682,7 @@
               <w:rPr>
                 <w:sz w:val="16"/>
               </w:rPr>
-              <w:t>-0.361</w:t>
+              <w:t>-0.318</w:t>
             </w:r>
           </w:p>
         </w:tc>
@@ -11595,7 +11710,7 @@
               <w:rPr>
                 <w:sz w:val="16"/>
               </w:rPr>
-              <w:t>8.02</w:t>
+              <w:t>8.063</w:t>
             </w:r>
           </w:p>
         </w:tc>
@@ -11609,7 +11724,7 @@
               <w:rPr>
                 <w:sz w:val="16"/>
               </w:rPr>
-              <w:t>0.772</w:t>
+              <w:t>0.746</w:t>
             </w:r>
           </w:p>
         </w:tc>
@@ -11623,7 +11738,7 @@
               <w:rPr>
                 <w:sz w:val="16"/>
               </w:rPr>
-              <w:t>0.734</w:t>
+              <w:t>0.757</w:t>
             </w:r>
           </w:p>
         </w:tc>
@@ -11654,7 +11769,7 @@
               <w:rPr>
                 <w:sz w:val="16"/>
               </w:rPr>
-              <w:t>0.16</w:t>
+              <w:t>0.155</w:t>
             </w:r>
           </w:p>
         </w:tc>
@@ -11682,7 +11797,7 @@
               <w:rPr>
                 <w:sz w:val="16"/>
               </w:rPr>
-              <w:t>0.76</w:t>
+              <w:t>0.733</w:t>
             </w:r>
           </w:p>
         </w:tc>
@@ -11696,7 +11811,7 @@
               <w:rPr>
                 <w:sz w:val="16"/>
               </w:rPr>
-              <w:t>-0.325</w:t>
+              <w:t>-0.298</w:t>
             </w:r>
           </w:p>
         </w:tc>
@@ -11710,7 +11825,7 @@
               <w:rPr>
                 <w:sz w:val="16"/>
               </w:rPr>
-              <w:t>22</w:t>
+              <w:t>23</w:t>
             </w:r>
           </w:p>
         </w:tc>
@@ -11724,7 +11839,7 @@
               <w:rPr>
                 <w:sz w:val="16"/>
               </w:rPr>
-              <w:t>12.31</w:t>
+              <w:t>12.46</w:t>
             </w:r>
           </w:p>
         </w:tc>
@@ -11738,7 +11853,7 @@
               <w:rPr>
                 <w:sz w:val="16"/>
               </w:rPr>
-              <w:t>0.844</w:t>
+              <w:t>0.833</w:t>
             </w:r>
           </w:p>
         </w:tc>
@@ -11752,7 +11867,7 @@
               <w:rPr>
                 <w:sz w:val="16"/>
               </w:rPr>
-              <w:t>0.744</w:t>
+              <w:t>0.718</w:t>
             </w:r>
           </w:p>
         </w:tc>
@@ -11783,7 +11898,7 @@
               <w:rPr>
                 <w:sz w:val="16"/>
               </w:rPr>
-              <w:t>0.008</w:t>
+              <w:t>0.012</w:t>
             </w:r>
           </w:p>
         </w:tc>
@@ -11797,7 +11912,7 @@
               <w:rPr>
                 <w:sz w:val="16"/>
               </w:rPr>
-              <w:t>0.073</w:t>
+              <w:t>0.072</w:t>
             </w:r>
           </w:p>
         </w:tc>
@@ -11811,7 +11926,7 @@
               <w:rPr>
                 <w:sz w:val="16"/>
               </w:rPr>
-              <w:t>0.111</w:t>
+              <w:t>0.168</w:t>
             </w:r>
           </w:p>
         </w:tc>
@@ -11825,7 +11940,7 @@
               <w:rPr>
                 <w:sz w:val="16"/>
               </w:rPr>
-              <w:t>-0.145</w:t>
+              <w:t>-0.189</w:t>
             </w:r>
           </w:p>
         </w:tc>
@@ -11867,7 +11982,7 @@
               <w:rPr>
                 <w:sz w:val="16"/>
               </w:rPr>
-              <w:t>1.302</w:t>
+              <w:t>1.358</w:t>
             </w:r>
           </w:p>
         </w:tc>
@@ -11881,7 +11996,7 @@
               <w:rPr>
                 <w:sz w:val="16"/>
               </w:rPr>
-              <w:t>-0.098</w:t>
+              <w:t>-0.046</w:t>
             </w:r>
           </w:p>
         </w:tc>
@@ -11926,7 +12041,7 @@
               <w:rPr>
                 <w:sz w:val="16"/>
               </w:rPr>
-              <w:t>0.198</w:t>
+              <w:t>0.205</w:t>
             </w:r>
           </w:p>
         </w:tc>
@@ -11940,7 +12055,7 @@
               <w:rPr>
                 <w:sz w:val="16"/>
               </w:rPr>
-              <w:t>0.718</w:t>
+              <w:t>0.692</w:t>
             </w:r>
           </w:p>
         </w:tc>
@@ -11954,7 +12069,7 @@
               <w:rPr>
                 <w:sz w:val="16"/>
               </w:rPr>
-              <w:t>-0.318</w:t>
+              <w:t>-0.392</w:t>
             </w:r>
           </w:p>
         </w:tc>
@@ -11968,7 +12083,7 @@
               <w:rPr>
                 <w:sz w:val="16"/>
               </w:rPr>
-              <w:t>78</w:t>
+              <w:t>30</w:t>
             </w:r>
           </w:p>
         </w:tc>
@@ -11982,7 +12097,7 @@
               <w:rPr>
                 <w:sz w:val="16"/>
               </w:rPr>
-              <w:t>66.69</w:t>
+              <w:t>30</w:t>
             </w:r>
           </w:p>
         </w:tc>
@@ -11996,7 +12111,7 @@
               <w:rPr>
                 <w:sz w:val="16"/>
               </w:rPr>
-              <w:t>0.261</w:t>
+              <w:t>0.238</w:t>
             </w:r>
           </w:p>
         </w:tc>
@@ -12010,7 +12125,7 @@
               <w:rPr>
                 <w:sz w:val="16"/>
               </w:rPr>
-              <w:t>0.713</w:t>
+              <w:t>0.687</w:t>
             </w:r>
           </w:p>
         </w:tc>
@@ -12041,7 +12156,7 @@
               <w:rPr>
                 <w:sz w:val="16"/>
               </w:rPr>
-              <w:t>0.139</w:t>
+              <w:t>0.145</w:t>
             </w:r>
           </w:p>
         </w:tc>
@@ -12055,7 +12170,7 @@
               <w:rPr>
                 <w:sz w:val="16"/>
               </w:rPr>
-              <w:t>0.193</w:t>
+              <w:t>0.192</w:t>
             </w:r>
           </w:p>
         </w:tc>
@@ -12069,7 +12184,7 @@
               <w:rPr>
                 <w:sz w:val="16"/>
               </w:rPr>
-              <w:t>0.72</w:t>
+              <w:t>0.754</w:t>
             </w:r>
           </w:p>
         </w:tc>
@@ -12083,7 +12198,7 @@
               <w:rPr>
                 <w:sz w:val="16"/>
               </w:rPr>
-              <w:t>-0.318</w:t>
+              <w:t>-0.301</w:t>
             </w:r>
           </w:p>
         </w:tc>
@@ -12097,7 +12212,7 @@
               <w:rPr>
                 <w:sz w:val="16"/>
               </w:rPr>
-              <w:t>78</w:t>
+              <w:t>80</w:t>
             </w:r>
           </w:p>
         </w:tc>
@@ -12111,7 +12226,7 @@
               <w:rPr>
                 <w:sz w:val="16"/>
               </w:rPr>
-              <w:t>80.54</w:t>
+              <w:t>83.54</w:t>
             </w:r>
           </w:p>
         </w:tc>
@@ -12125,7 +12240,7 @@
               <w:rPr>
                 <w:sz w:val="16"/>
               </w:rPr>
-              <w:t>0.112</w:t>
+              <w:t>0.104</w:t>
             </w:r>
           </w:p>
         </w:tc>
@@ -12139,7 +12254,7 @@
               <w:rPr>
                 <w:sz w:val="16"/>
               </w:rPr>
-              <w:t>0.718</w:t>
+              <w:t>0.752</w:t>
             </w:r>
           </w:p>
         </w:tc>
@@ -12170,7 +12285,7 @@
               <w:rPr>
                 <w:sz w:val="16"/>
               </w:rPr>
-              <w:t>0.132</w:t>
+              <w:t>0.137</w:t>
             </w:r>
           </w:p>
         </w:tc>
@@ -12184,7 +12299,7 @@
               <w:rPr>
                 <w:sz w:val="16"/>
               </w:rPr>
-              <w:t>0.161</w:t>
+              <w:t>0.16</w:t>
             </w:r>
           </w:p>
         </w:tc>
@@ -12198,7 +12313,7 @@
               <w:rPr>
                 <w:sz w:val="16"/>
               </w:rPr>
-              <w:t>0.816</w:t>
+              <w:t>0.852</w:t>
             </w:r>
           </w:p>
         </w:tc>
@@ -12212,7 +12327,7 @@
               <w:rPr>
                 <w:sz w:val="16"/>
               </w:rPr>
-              <w:t>-0.407</w:t>
+              <w:t>-0.382</w:t>
             </w:r>
           </w:p>
         </w:tc>
@@ -12226,7 +12341,7 @@
               <w:rPr>
                 <w:sz w:val="16"/>
               </w:rPr>
-              <w:t>78</w:t>
+              <w:t>80</w:t>
             </w:r>
           </w:p>
         </w:tc>
@@ -12240,7 +12355,7 @@
               <w:rPr>
                 <w:sz w:val="16"/>
               </w:rPr>
-              <w:t>6.151</w:t>
+              <w:t>6.372</w:t>
             </w:r>
           </w:p>
         </w:tc>
@@ -12254,7 +12369,7 @@
               <w:rPr>
                 <w:sz w:val="16"/>
               </w:rPr>
-              <w:t>0.341</w:t>
+              <w:t>0.355</w:t>
             </w:r>
           </w:p>
         </w:tc>
@@ -12268,7 +12383,7 @@
               <w:rPr>
                 <w:sz w:val="16"/>
               </w:rPr>
-              <w:t>0.807</w:t>
+              <w:t>0.843</w:t>
             </w:r>
           </w:p>
         </w:tc>
@@ -12946,6 +13061,135 @@
                 <w:sz w:val="16"/>
               </w:rPr>
               <w:t>1.479</w:t>
+            </w:r>
+          </w:p>
+        </w:tc>
+      </w:tr>
+      <w:tr>
+        <w:tc>
+          <w:tcPr>
+            <w:tcW w:type="dxa" w:w="960"/>
+          </w:tcPr>
+          <w:p>
+            <w:r/>
+            <w:r>
+              <w:rPr>
+                <w:b/>
+                <w:sz w:val="16"/>
+              </w:rPr>
+              <w:t>fscore_LS</w:t>
+            </w:r>
+          </w:p>
+        </w:tc>
+        <w:tc>
+          <w:tcPr>
+            <w:tcW w:type="dxa" w:w="960"/>
+          </w:tcPr>
+          <w:p>
+            <w:r/>
+            <w:r>
+              <w:rPr>
+                <w:sz w:val="16"/>
+              </w:rPr>
+              <w:t>0.067</w:t>
+            </w:r>
+          </w:p>
+        </w:tc>
+        <w:tc>
+          <w:tcPr>
+            <w:tcW w:type="dxa" w:w="960"/>
+          </w:tcPr>
+          <w:p>
+            <w:r/>
+            <w:r>
+              <w:rPr>
+                <w:sz w:val="16"/>
+              </w:rPr>
+              <w:t>0.163</w:t>
+            </w:r>
+          </w:p>
+        </w:tc>
+        <w:tc>
+          <w:tcPr>
+            <w:tcW w:type="dxa" w:w="960"/>
+          </w:tcPr>
+          <w:p>
+            <w:r/>
+            <w:r>
+              <w:rPr>
+                <w:sz w:val="16"/>
+              </w:rPr>
+              <w:t>0.411</w:t>
+            </w:r>
+          </w:p>
+        </w:tc>
+        <w:tc>
+          <w:tcPr>
+            <w:tcW w:type="dxa" w:w="960"/>
+          </w:tcPr>
+          <w:p>
+            <w:r/>
+            <w:r>
+              <w:rPr>
+                <w:sz w:val="16"/>
+              </w:rPr>
+              <w:t>-0.413</w:t>
+            </w:r>
+          </w:p>
+        </w:tc>
+        <w:tc>
+          <w:tcPr>
+            <w:tcW w:type="dxa" w:w="960"/>
+          </w:tcPr>
+          <w:p>
+            <w:r/>
+            <w:r>
+              <w:rPr>
+                <w:sz w:val="16"/>
+              </w:rPr>
+              <w:t>60</w:t>
+            </w:r>
+          </w:p>
+        </w:tc>
+        <w:tc>
+          <w:tcPr>
+            <w:tcW w:type="dxa" w:w="960"/>
+          </w:tcPr>
+          <w:p>
+            <w:r/>
+            <w:r>
+              <w:rPr>
+                <w:sz w:val="16"/>
+              </w:rPr>
+              <w:t>60</w:t>
+            </w:r>
+          </w:p>
+        </w:tc>
+        <w:tc>
+          <w:tcPr>
+            <w:tcW w:type="dxa" w:w="960"/>
+          </w:tcPr>
+          <w:p>
+            <w:r/>
+            <w:r>
+              <w:rPr>
+                <w:sz w:val="16"/>
+              </w:rPr>
+              <w:t>1.844</w:t>
+            </w:r>
+          </w:p>
+        </w:tc>
+        <w:tc>
+          <w:tcPr>
+            <w:tcW w:type="dxa" w:w="960"/>
+          </w:tcPr>
+          <w:p>
+            <w:r/>
+            <w:r>
+              <w:rPr>
+                <w:sz w:val="16"/>
+              </w:rPr>
+              <w:t>0.304</w:t>
             </w:r>
           </w:p>
         </w:tc>
@@ -13529,7 +13773,7 @@
               <w:rPr>
                 <w:sz w:val="17"/>
               </w:rPr>
-              <w:t>-0.2163</w:t>
+              <w:t>-0.1006</w:t>
             </w:r>
           </w:p>
         </w:tc>
@@ -13543,7 +13787,7 @@
               <w:rPr>
                 <w:sz w:val="17"/>
               </w:rPr>
-              <w:t>-0.237</w:t>
+              <w:t>-0.0563</w:t>
             </w:r>
           </w:p>
         </w:tc>
@@ -13557,7 +13801,7 @@
               <w:rPr>
                 <w:sz w:val="17"/>
               </w:rPr>
-              <w:t>0.1088</w:t>
+              <w:t>0.1325</w:t>
             </w:r>
           </w:p>
         </w:tc>
@@ -13571,7 +13815,7 @@
               <w:rPr>
                 <w:sz w:val="17"/>
               </w:rPr>
-              <w:t>0.6</w:t>
+              <w:t>0.4033</w:t>
             </w:r>
           </w:p>
         </w:tc>
@@ -13585,7 +13829,7 @@
               <w:rPr>
                 <w:sz w:val="17"/>
               </w:rPr>
-              <w:t>0.4</w:t>
+              <w:t>0.5967</w:t>
             </w:r>
           </w:p>
         </w:tc>
@@ -13644,7 +13888,7 @@
               <w:rPr>
                 <w:sz w:val="17"/>
               </w:rPr>
-              <w:t>-0.1972</w:t>
+              <w:t>-0.0712</w:t>
             </w:r>
           </w:p>
         </w:tc>
@@ -13658,7 +13902,7 @@
               <w:rPr>
                 <w:sz w:val="17"/>
               </w:rPr>
-              <w:t>-0.2513</w:t>
+              <w:t>-0.0615</w:t>
             </w:r>
           </w:p>
         </w:tc>
@@ -13672,7 +13916,7 @@
               <w:rPr>
                 <w:sz w:val="17"/>
               </w:rPr>
-              <w:t>0.0957</w:t>
+              <w:t>0.1182</w:t>
             </w:r>
           </w:p>
         </w:tc>
@@ -13686,7 +13930,7 @@
               <w:rPr>
                 <w:sz w:val="17"/>
               </w:rPr>
-              <w:t>0.7167</w:t>
+              <w:t>0.4667</w:t>
             </w:r>
           </w:p>
         </w:tc>
@@ -13700,7 +13944,7 @@
               <w:rPr>
                 <w:sz w:val="17"/>
               </w:rPr>
-              <w:t>0.2833</w:t>
+              <w:t>0.5333</w:t>
             </w:r>
           </w:p>
         </w:tc>
@@ -13759,7 +14003,7 @@
               <w:rPr>
                 <w:sz w:val="17"/>
               </w:rPr>
-              <w:t>-0.1776</w:t>
+              <w:t>-0.0875</w:t>
             </w:r>
           </w:p>
         </w:tc>
@@ -13773,7 +14017,7 @@
               <w:rPr>
                 <w:sz w:val="17"/>
               </w:rPr>
-              <w:t>-0.2626</w:t>
+              <w:t>-0.0633</w:t>
             </w:r>
           </w:p>
         </w:tc>
@@ -13787,7 +14031,7 @@
               <w:rPr>
                 <w:sz w:val="17"/>
               </w:rPr>
-              <w:t>0.0941</w:t>
+              <w:t>0.114</w:t>
             </w:r>
           </w:p>
         </w:tc>
@@ -13801,7 +14045,7 @@
               <w:rPr>
                 <w:sz w:val="17"/>
               </w:rPr>
-              <w:t>0.8033</w:t>
+              <w:t>0.41</w:t>
             </w:r>
           </w:p>
         </w:tc>
@@ -13815,7 +14059,7 @@
               <w:rPr>
                 <w:sz w:val="17"/>
               </w:rPr>
-              <w:t>0.1967</w:t>
+              <w:t>0.59</w:t>
             </w:r>
           </w:p>
         </w:tc>
@@ -13874,7 +14118,7 @@
               <w:rPr>
                 <w:sz w:val="17"/>
               </w:rPr>
-              <w:t>-0.2025</w:t>
+              <w:t>-0.2135</w:t>
             </w:r>
           </w:p>
         </w:tc>
@@ -13888,7 +14132,7 @@
               <w:rPr>
                 <w:sz w:val="17"/>
               </w:rPr>
-              <w:t>0.0443</w:t>
+              <w:t>0.0195</w:t>
             </w:r>
           </w:p>
         </w:tc>
@@ -13902,7 +14146,7 @@
               <w:rPr>
                 <w:sz w:val="17"/>
               </w:rPr>
-              <w:t>0.1079</w:t>
+              <w:t>0.1272</w:t>
             </w:r>
           </w:p>
         </w:tc>
@@ -13916,7 +14160,7 @@
               <w:rPr>
                 <w:sz w:val="17"/>
               </w:rPr>
-              <w:t>0.01</w:t>
+              <w:t>0.02</w:t>
             </w:r>
           </w:p>
         </w:tc>
@@ -13930,7 +14174,7 @@
               <w:rPr>
                 <w:sz w:val="17"/>
               </w:rPr>
-              <w:t>0.99</w:t>
+              <w:t>0.98</w:t>
             </w:r>
           </w:p>
         </w:tc>
@@ -13989,7 +14233,7 @@
               <w:rPr>
                 <w:sz w:val="17"/>
               </w:rPr>
-              <w:t>-0.0862</w:t>
+              <w:t>-0.1652</w:t>
             </w:r>
           </w:p>
         </w:tc>
@@ -14003,7 +14247,7 @@
               <w:rPr>
                 <w:sz w:val="17"/>
               </w:rPr>
-              <w:t>0.041</w:t>
+              <w:t>0.0293</w:t>
             </w:r>
           </w:p>
         </w:tc>
@@ -14017,7 +14261,7 @@
               <w:rPr>
                 <w:sz w:val="17"/>
               </w:rPr>
-              <w:t>0.1139</w:t>
+              <w:t>0.1152</w:t>
             </w:r>
           </w:p>
         </w:tc>
@@ -14031,7 +14275,7 @@
               <w:rPr>
                 <w:sz w:val="17"/>
               </w:rPr>
-              <w:t>0.14</w:t>
+              <w:t>0.0533</w:t>
             </w:r>
           </w:p>
         </w:tc>
@@ -14045,7 +14289,7 @@
               <w:rPr>
                 <w:sz w:val="17"/>
               </w:rPr>
-              <w:t>0.86</w:t>
+              <w:t>0.9467</w:t>
             </w:r>
           </w:p>
         </w:tc>
@@ -14104,7 +14348,7 @@
               <w:rPr>
                 <w:sz w:val="17"/>
               </w:rPr>
-              <w:t>0.0147</w:t>
+              <w:t>-0.0502</w:t>
             </w:r>
           </w:p>
         </w:tc>
@@ -14118,7 +14362,7 @@
               <w:rPr>
                 <w:sz w:val="17"/>
               </w:rPr>
-              <w:t>0.0677</w:t>
+              <w:t>0.0561</w:t>
             </w:r>
           </w:p>
         </w:tc>
@@ -14132,7 +14376,7 @@
               <w:rPr>
                 <w:sz w:val="17"/>
               </w:rPr>
-              <w:t>0.0953</w:t>
+              <w:t>0.1011</w:t>
             </w:r>
           </w:p>
         </w:tc>
@@ -14146,7 +14390,7 @@
               <w:rPr>
                 <w:sz w:val="17"/>
               </w:rPr>
-              <w:t>0.2967</w:t>
+              <w:t>0.1467</w:t>
             </w:r>
           </w:p>
         </w:tc>
@@ -14160,7 +14404,7 @@
               <w:rPr>
                 <w:sz w:val="17"/>
               </w:rPr>
-              <w:t>0.7033</w:t>
+              <w:t>0.8533</w:t>
             </w:r>
           </w:p>
         </w:tc>
@@ -14888,7 +15132,7 @@
               <w:rPr>
                 <w:sz w:val="17"/>
               </w:rPr>
-              <w:t>0.1396</w:t>
+              <w:t>0.1329</w:t>
             </w:r>
           </w:p>
         </w:tc>
@@ -14902,7 +15146,7 @@
               <w:rPr>
                 <w:sz w:val="17"/>
               </w:rPr>
-              <w:t>0.2142</w:t>
+              <w:t>0.1948</w:t>
             </w:r>
           </w:p>
         </w:tc>
@@ -14916,7 +15160,7 @@
               <w:rPr>
                 <w:sz w:val="17"/>
               </w:rPr>
-              <w:t>0.6514</w:t>
+              <w:t>0.6822</w:t>
             </w:r>
           </w:p>
         </w:tc>
@@ -14961,7 +15205,7 @@
               <w:rPr>
                 <w:sz w:val="17"/>
               </w:rPr>
-              <w:t>0.1679</w:t>
+              <w:t>0.1138</w:t>
             </w:r>
           </w:p>
         </w:tc>
@@ -14975,7 +15219,7 @@
               <w:rPr>
                 <w:sz w:val="17"/>
               </w:rPr>
-              <w:t>0.1841</w:t>
+              <w:t>0.181</w:t>
             </w:r>
           </w:p>
         </w:tc>
@@ -14989,7 +15233,7 @@
               <w:rPr>
                 <w:sz w:val="17"/>
               </w:rPr>
-              <w:t>0.9122</w:t>
+              <w:t>0.6287</w:t>
             </w:r>
           </w:p>
         </w:tc>
@@ -15003,7 +15247,7 @@
               <w:rPr>
                 <w:sz w:val="17"/>
               </w:rPr>
-              <w:t>-0.1461</w:t>
+              <w:t>-0.2332</w:t>
             </w:r>
           </w:p>
         </w:tc>
@@ -15034,7 +15278,7 @@
               <w:rPr>
                 <w:sz w:val="17"/>
               </w:rPr>
-              <w:t>0.1798</w:t>
+              <w:t>0.1556</w:t>
             </w:r>
           </w:p>
         </w:tc>
@@ -15048,7 +15292,7 @@
               <w:rPr>
                 <w:sz w:val="17"/>
               </w:rPr>
-              <w:t>0.2346</w:t>
+              <w:t>0.2051</w:t>
             </w:r>
           </w:p>
         </w:tc>
@@ -15062,7 +15306,7 @@
               <w:rPr>
                 <w:sz w:val="17"/>
               </w:rPr>
-              <w:t>0.7665</w:t>
+              <w:t>0.7585</w:t>
             </w:r>
           </w:p>
         </w:tc>
@@ -15076,7 +15320,7 @@
               <w:rPr>
                 <w:sz w:val="17"/>
               </w:rPr>
-              <w:t>-0.2398</w:t>
+              <w:t>-0.374</w:t>
             </w:r>
           </w:p>
         </w:tc>
@@ -15253,7 +15497,7 @@
               <w:rPr>
                 <w:sz w:val="17"/>
               </w:rPr>
-              <w:t>0.1144</w:t>
+              <w:t>0.1376</w:t>
             </w:r>
           </w:p>
         </w:tc>
@@ -15267,7 +15511,7 @@
               <w:rPr>
                 <w:sz w:val="17"/>
               </w:rPr>
-              <w:t>0.2611</w:t>
+              <w:t>0.2563</w:t>
             </w:r>
           </w:p>
         </w:tc>
@@ -15281,7 +15525,7 @@
               <w:rPr>
                 <w:sz w:val="17"/>
               </w:rPr>
-              <w:t>0.4381</w:t>
+              <w:t>0.5368</w:t>
             </w:r>
           </w:p>
         </w:tc>
@@ -15295,7 +15539,7 @@
               <w:rPr>
                 <w:sz w:val="17"/>
               </w:rPr>
-              <w:t>-0.7044</w:t>
+              <w:t>-0.7105</w:t>
             </w:r>
           </w:p>
         </w:tc>
@@ -15953,7 +16197,7 @@
               <w:rPr>
                 <w:sz w:val="16"/>
               </w:rPr>
-              <w:t>0.0447</w:t>
+              <w:t>0.0807</w:t>
             </w:r>
           </w:p>
         </w:tc>
@@ -15967,7 +16211,7 @@
               <w:rPr>
                 <w:sz w:val="16"/>
               </w:rPr>
-              <w:t>0.552</w:t>
+              <w:t>1.522</w:t>
             </w:r>
           </w:p>
         </w:tc>
@@ -15981,7 +16225,7 @@
               <w:rPr>
                 <w:sz w:val="16"/>
               </w:rPr>
-              <w:t>0.5809</w:t>
+              <w:t>0.1281</w:t>
             </w:r>
           </w:p>
         </w:tc>
@@ -16009,7 +16253,7 @@
               <w:rPr>
                 <w:sz w:val="16"/>
               </w:rPr>
-              <w:t>0.7137</w:t>
+              <w:t>0.6343</w:t>
             </w:r>
           </w:p>
         </w:tc>
@@ -16023,7 +16267,7 @@
               <w:rPr>
                 <w:sz w:val="16"/>
               </w:rPr>
-              <w:t>0.1327</w:t>
+              <w:t>-0.1935</w:t>
             </w:r>
           </w:p>
         </w:tc>
@@ -16037,7 +16281,7 @@
               <w:rPr>
                 <w:sz w:val="16"/>
               </w:rPr>
-              <w:t>0.1251</w:t>
+              <w:t>0.0064</w:t>
             </w:r>
           </w:p>
         </w:tc>
@@ -16051,7 +16295,7 @@
               <w:rPr>
                 <w:sz w:val="16"/>
               </w:rPr>
-              <w:t>0.5333</w:t>
+              <w:t>0.4919</w:t>
             </w:r>
           </w:p>
         </w:tc>
@@ -16065,7 +16309,7 @@
               <w:rPr>
                 <w:sz w:val="16"/>
               </w:rPr>
-              <w:t>486</w:t>
+              <w:t>851</w:t>
             </w:r>
           </w:p>
         </w:tc>
@@ -16096,7 +16340,7 @@
               <w:rPr>
                 <w:sz w:val="16"/>
               </w:rPr>
-              <w:t>0.0974</w:t>
+              <w:t>0.0943</w:t>
             </w:r>
           </w:p>
         </w:tc>
@@ -16110,7 +16354,7 @@
               <w:rPr>
                 <w:sz w:val="16"/>
               </w:rPr>
-              <w:t>1.074</w:t>
+              <w:t>1.567</w:t>
             </w:r>
           </w:p>
         </w:tc>
@@ -16124,7 +16368,7 @@
               <w:rPr>
                 <w:sz w:val="16"/>
               </w:rPr>
-              <w:t>0.2829</w:t>
+              <w:t>0.1172</w:t>
             </w:r>
           </w:p>
         </w:tc>
@@ -16152,7 +16396,7 @@
               <w:rPr>
                 <w:sz w:val="16"/>
               </w:rPr>
-              <w:t>0.5723</w:t>
+              <w:t>0.4173</w:t>
             </w:r>
           </w:p>
         </w:tc>
@@ -16166,7 +16410,7 @@
               <w:rPr>
                 <w:sz w:val="16"/>
               </w:rPr>
-              <w:t>0.2425</w:t>
+              <w:t>-0.072</w:t>
             </w:r>
           </w:p>
         </w:tc>
@@ -16180,7 +16424,7 @@
               <w:rPr>
                 <w:sz w:val="16"/>
               </w:rPr>
-              <w:t>0.0029</w:t>
+              <w:t>-0.072</w:t>
             </w:r>
           </w:p>
         </w:tc>
@@ -16194,7 +16438,7 @@
               <w:rPr>
                 <w:sz w:val="16"/>
               </w:rPr>
-              <w:t>0.3881</w:t>
+              <w:t>0.3009</w:t>
             </w:r>
           </w:p>
         </w:tc>
@@ -16208,7 +16452,7 @@
               <w:rPr>
                 <w:sz w:val="16"/>
               </w:rPr>
-              <w:t>486</w:t>
+              <w:t>851</w:t>
             </w:r>
           </w:p>
         </w:tc>
@@ -16239,7 +16483,7 @@
               <w:rPr>
                 <w:sz w:val="16"/>
               </w:rPr>
-              <w:t>0.0079</w:t>
+              <w:t>0.0542</w:t>
             </w:r>
           </w:p>
         </w:tc>
@@ -16253,7 +16497,7 @@
               <w:rPr>
                 <w:sz w:val="16"/>
               </w:rPr>
-              <w:t>0.089</w:t>
+              <w:t>1.046</w:t>
             </w:r>
           </w:p>
         </w:tc>
@@ -16267,7 +16511,7 @@
               <w:rPr>
                 <w:sz w:val="16"/>
               </w:rPr>
-              <w:t>0.9291</w:t>
+              <w:t>0.2954</w:t>
             </w:r>
           </w:p>
         </w:tc>
@@ -16295,7 +16539,7 @@
               <w:rPr>
                 <w:sz w:val="16"/>
               </w:rPr>
-              <w:t>0.6969</w:t>
+              <w:t>0.6173</w:t>
             </w:r>
           </w:p>
         </w:tc>
@@ -16309,7 +16553,7 @@
               <w:rPr>
                 <w:sz w:val="16"/>
               </w:rPr>
-              <w:t>0.212</w:t>
+              <w:t>-0.1617</w:t>
             </w:r>
           </w:p>
         </w:tc>
@@ -16323,7 +16567,7 @@
               <w:rPr>
                 <w:sz w:val="16"/>
               </w:rPr>
-              <w:t>0.4542</w:t>
+              <w:t>0.0278</w:t>
             </w:r>
           </w:p>
         </w:tc>
@@ -16337,7 +16581,7 @@
               <w:rPr>
                 <w:sz w:val="16"/>
               </w:rPr>
-              <w:t>0.4978</w:t>
+              <w:t>0.4805</w:t>
             </w:r>
           </w:p>
         </w:tc>
@@ -16351,7 +16595,7 @@
               <w:rPr>
                 <w:sz w:val="16"/>
               </w:rPr>
-              <w:t>486</w:t>
+              <w:t>851</w:t>
             </w:r>
           </w:p>
         </w:tc>
@@ -16382,7 +16626,7 @@
               <w:rPr>
                 <w:sz w:val="16"/>
               </w:rPr>
-              <w:t>-0.0585</w:t>
+              <w:t>-0.0394</w:t>
             </w:r>
           </w:p>
         </w:tc>
@@ -16396,7 +16640,7 @@
               <w:rPr>
                 <w:sz w:val="16"/>
               </w:rPr>
-              <w:t>-1.692</w:t>
+              <w:t>-1.084</w:t>
             </w:r>
           </w:p>
         </w:tc>
@@ -16410,7 +16654,7 @@
               <w:rPr>
                 <w:sz w:val="16"/>
               </w:rPr>
-              <w:t>0.0907</w:t>
+              <w:t>0.2784</w:t>
             </w:r>
           </w:p>
         </w:tc>
@@ -16438,7 +16682,7 @@
               <w:rPr>
                 <w:sz w:val="16"/>
               </w:rPr>
-              <w:t>1.151</w:t>
+              <w:t>1.148</w:t>
             </w:r>
           </w:p>
         </w:tc>
@@ -16452,7 +16696,7 @@
               <w:rPr>
                 <w:sz w:val="16"/>
               </w:rPr>
-              <w:t>0.0862</w:t>
+              <w:t>0.1365</w:t>
             </w:r>
           </w:p>
         </w:tc>
@@ -16466,7 +16710,7 @@
               <w:rPr>
                 <w:sz w:val="16"/>
               </w:rPr>
-              <w:t>0.8966</w:t>
+              <w:t>0.8993</w:t>
             </w:r>
           </w:p>
         </w:tc>
@@ -16480,7 +16724,7 @@
               <w:rPr>
                 <w:sz w:val="16"/>
               </w:rPr>
-              <w:t>0.7968</w:t>
+              <w:t>0.7882</w:t>
             </w:r>
           </w:p>
         </w:tc>
@@ -16525,7 +16769,7 @@
               <w:rPr>
                 <w:sz w:val="16"/>
               </w:rPr>
-              <w:t>0.0276</w:t>
+              <w:t>-0.0093</w:t>
             </w:r>
           </w:p>
         </w:tc>
@@ -16539,7 +16783,7 @@
               <w:rPr>
                 <w:sz w:val="16"/>
               </w:rPr>
-              <w:t>0.5077</w:t>
+              <w:t>-0.1999</w:t>
             </w:r>
           </w:p>
         </w:tc>
@@ -16553,7 +16797,7 @@
               <w:rPr>
                 <w:sz w:val="16"/>
               </w:rPr>
-              <w:t>0.6116</w:t>
+              <w:t>0.8416</w:t>
             </w:r>
           </w:p>
         </w:tc>
@@ -16595,7 +16839,7 @@
               <w:rPr>
                 <w:sz w:val="16"/>
               </w:rPr>
-              <w:t>0.2772</w:t>
+              <w:t>0.3324</w:t>
             </w:r>
           </w:p>
         </w:tc>
@@ -16609,7 +16853,7 @@
               <w:rPr>
                 <w:sz w:val="16"/>
               </w:rPr>
-              <w:t>0.6436</w:t>
+              <w:t>0.6645</w:t>
             </w:r>
           </w:p>
         </w:tc>
@@ -16623,7 +16867,7 @@
               <w:rPr>
                 <w:sz w:val="16"/>
               </w:rPr>
-              <w:t>0.5032</w:t>
+              <w:t>0.5356</w:t>
             </w:r>
           </w:p>
         </w:tc>
@@ -16668,7 +16912,7 @@
               <w:rPr>
                 <w:sz w:val="16"/>
               </w:rPr>
-              <w:t>-0.1292</w:t>
+              <w:t>-0.0932</w:t>
             </w:r>
           </w:p>
         </w:tc>
@@ -16682,7 +16926,7 @@
               <w:rPr>
                 <w:sz w:val="16"/>
               </w:rPr>
-              <w:t>-3.127</w:t>
+              <w:t>-2.396</w:t>
             </w:r>
           </w:p>
         </w:tc>
@@ -16696,7 +16940,7 @@
               <w:rPr>
                 <w:sz w:val="16"/>
               </w:rPr>
-              <w:t>0.0018</w:t>
+              <w:t>0.0166</w:t>
             </w:r>
           </w:p>
         </w:tc>
@@ -16724,7 +16968,7 @@
               <w:rPr>
                 <w:sz w:val="16"/>
               </w:rPr>
-              <w:t>1.178</w:t>
+              <w:t>1.164</w:t>
             </w:r>
           </w:p>
         </w:tc>
@@ -16738,7 +16982,7 @@
               <w:rPr>
                 <w:sz w:val="16"/>
               </w:rPr>
-              <w:t>0.2671</w:t>
+              <w:t>0.2912</w:t>
             </w:r>
           </w:p>
         </w:tc>
@@ -16752,7 +16996,7 @@
               <w:rPr>
                 <w:sz w:val="16"/>
               </w:rPr>
-              <w:t>1.224</w:t>
+              <w:t>1.18</w:t>
             </w:r>
           </w:p>
         </w:tc>
@@ -16766,7 +17010,7 @@
               <w:rPr>
                 <w:sz w:val="16"/>
               </w:rPr>
-              <w:t>0.7801</w:t>
+              <w:t>0.7812</w:t>
             </w:r>
           </w:p>
         </w:tc>
@@ -16985,7 +17229,7 @@
               <w:rPr>
                 <w:sz w:val="16"/>
               </w:rPr>
-              <w:t>2023-07 to 2025-06</w:t>
+              <w:t>2007-07 to 2025-06</w:t>
             </w:r>
           </w:p>
         </w:tc>
@@ -16999,7 +17243,7 @@
               <w:rPr>
                 <w:sz w:val="16"/>
               </w:rPr>
-              <w:t>2</w:t>
+              <w:t>18</w:t>
             </w:r>
           </w:p>
         </w:tc>
@@ -17013,7 +17257,7 @@
               <w:rPr>
                 <w:sz w:val="16"/>
               </w:rPr>
-              <w:t>2</w:t>
+              <w:t>13</w:t>
             </w:r>
           </w:p>
         </w:tc>
@@ -17027,7 +17271,7 @@
               <w:rPr>
                 <w:sz w:val="16"/>
               </w:rPr>
-              <w:t>0.766</w:t>
+              <w:t>0.295</w:t>
             </w:r>
           </w:p>
         </w:tc>
@@ -17041,7 +17285,7 @@
               <w:rPr>
                 <w:sz w:val="16"/>
               </w:rPr>
-              <w:t>0.766</w:t>
+              <w:t>0.758</w:t>
             </w:r>
           </w:p>
         </w:tc>
@@ -17055,7 +17299,7 @@
               <w:rPr>
                 <w:sz w:val="16"/>
               </w:rPr>
-              <w:t>0.251</w:t>
+              <w:t>0.039</w:t>
             </w:r>
           </w:p>
         </w:tc>
@@ -17069,7 +17313,7 @@
               <w:rPr>
                 <w:sz w:val="16"/>
               </w:rPr>
-              <w:t>0.251</w:t>
+              <w:t>0.032</w:t>
             </w:r>
           </w:p>
         </w:tc>
@@ -17100,7 +17344,7 @@
               <w:rPr>
                 <w:sz w:val="16"/>
               </w:rPr>
-              <w:t>2023-07 to 2025-06</w:t>
+              <w:t>2007-07 to 2025-06</w:t>
             </w:r>
           </w:p>
         </w:tc>
@@ -17114,7 +17358,7 @@
               <w:rPr>
                 <w:sz w:val="16"/>
               </w:rPr>
-              <w:t>2</w:t>
+              <w:t>18</w:t>
             </w:r>
           </w:p>
         </w:tc>
@@ -17128,7 +17372,7 @@
               <w:rPr>
                 <w:sz w:val="16"/>
               </w:rPr>
-              <w:t>2</w:t>
+              <w:t>13</w:t>
             </w:r>
           </w:p>
         </w:tc>
@@ -17142,7 +17386,7 @@
               <w:rPr>
                 <w:sz w:val="16"/>
               </w:rPr>
-              <w:t>1.03</w:t>
+              <w:t>0.366</w:t>
             </w:r>
           </w:p>
         </w:tc>
@@ -17156,7 +17400,7 @@
               <w:rPr>
                 <w:sz w:val="16"/>
               </w:rPr>
-              <w:t>1.03</w:t>
+              <w:t>0.851</w:t>
             </w:r>
           </w:p>
         </w:tc>
@@ -17170,7 +17414,7 @@
               <w:rPr>
                 <w:sz w:val="16"/>
               </w:rPr>
-              <w:t>0.33</w:t>
+              <w:t>0.1367</w:t>
             </w:r>
           </w:p>
         </w:tc>
@@ -17184,7 +17428,7 @@
               <w:rPr>
                 <w:sz w:val="16"/>
               </w:rPr>
-              <w:t>0.33</w:t>
+              <w:t>0.19</w:t>
             </w:r>
           </w:p>
         </w:tc>
@@ -17215,7 +17459,7 @@
               <w:rPr>
                 <w:sz w:val="16"/>
               </w:rPr>
-              <w:t>2023-07 to 2025-06</w:t>
+              <w:t>2007-07 to 2025-06</w:t>
             </w:r>
           </w:p>
         </w:tc>
@@ -17229,7 +17473,7 @@
               <w:rPr>
                 <w:sz w:val="16"/>
               </w:rPr>
-              <w:t>2</w:t>
+              <w:t>18</w:t>
             </w:r>
           </w:p>
         </w:tc>
@@ -17243,7 +17487,7 @@
               <w:rPr>
                 <w:sz w:val="16"/>
               </w:rPr>
-              <w:t>2</w:t>
+              <w:t>13</w:t>
             </w:r>
           </w:p>
         </w:tc>
@@ -17257,7 +17501,7 @@
               <w:rPr>
                 <w:sz w:val="16"/>
               </w:rPr>
-              <w:t>1.134</w:t>
+              <w:t>0.328</w:t>
             </w:r>
           </w:p>
         </w:tc>
@@ -17271,7 +17515,7 @@
               <w:rPr>
                 <w:sz w:val="16"/>
               </w:rPr>
-              <w:t>1.134</w:t>
+              <w:t>0.845</w:t>
             </w:r>
           </w:p>
         </w:tc>
@@ -17285,7 +17529,7 @@
               <w:rPr>
                 <w:sz w:val="16"/>
               </w:rPr>
-              <w:t>0.1933</w:t>
+              <w:t>0.12</w:t>
             </w:r>
           </w:p>
         </w:tc>
@@ -17299,7 +17543,7 @@
               <w:rPr>
                 <w:sz w:val="16"/>
               </w:rPr>
-              <w:t>0.1933</w:t>
+              <w:t>0.06</w:t>
             </w:r>
           </w:p>
         </w:tc>
@@ -17675,7 +17919,7 @@
               <w:rPr>
                 <w:sz w:val="16"/>
               </w:rPr>
-              <w:t>2011-07 to 2025-06</w:t>
+              <w:t>2012-07 to 2025-06</w:t>
             </w:r>
           </w:p>
         </w:tc>
@@ -17689,7 +17933,7 @@
               <w:rPr>
                 <w:sz w:val="16"/>
               </w:rPr>
-              <w:t>14</w:t>
+              <w:t>13</w:t>
             </w:r>
           </w:p>
         </w:tc>
@@ -17717,7 +17961,7 @@
               <w:rPr>
                 <w:sz w:val="16"/>
               </w:rPr>
-              <w:t>0.446</w:t>
+              <w:t>0.537</w:t>
             </w:r>
           </w:p>
         </w:tc>
@@ -17731,7 +17975,7 @@
               <w:rPr>
                 <w:sz w:val="16"/>
               </w:rPr>
-              <w:t>0.438</w:t>
+              <w:t>0.537</w:t>
             </w:r>
           </w:p>
         </w:tc>
@@ -17745,7 +17989,7 @@
               <w:rPr>
                 <w:sz w:val="16"/>
               </w:rPr>
-              <w:t>0.042</w:t>
+              <w:t>0.037</w:t>
             </w:r>
           </w:p>
         </w:tc>
@@ -17759,7 +18003,7 @@
               <w:rPr>
                 <w:sz w:val="16"/>
               </w:rPr>
-              <w:t>0.085</w:t>
+              <w:t>0.037</w:t>
             </w:r>
           </w:p>
         </w:tc>
@@ -17790,7 +18034,7 @@
               <w:rPr>
                 <w:sz w:val="16"/>
               </w:rPr>
-              <w:t>2011-07 to 2025-06</w:t>
+              <w:t>2012-07 to 2025-06</w:t>
             </w:r>
           </w:p>
         </w:tc>
@@ -17804,7 +18048,7 @@
               <w:rPr>
                 <w:sz w:val="16"/>
               </w:rPr>
-              <w:t>14</w:t>
+              <w:t>13</w:t>
             </w:r>
           </w:p>
         </w:tc>
@@ -17832,7 +18076,7 @@
               <w:rPr>
                 <w:sz w:val="16"/>
               </w:rPr>
-              <w:t>0.807</w:t>
+              <w:t>0.64</w:t>
             </w:r>
           </w:p>
         </w:tc>
@@ -17846,7 +18090,7 @@
               <w:rPr>
                 <w:sz w:val="16"/>
               </w:rPr>
-              <w:t>0.763</w:t>
+              <w:t>0.64</w:t>
             </w:r>
           </w:p>
         </w:tc>
@@ -17860,7 +18104,7 @@
               <w:rPr>
                 <w:sz w:val="16"/>
               </w:rPr>
-              <w:t>0.0667</w:t>
+              <w:t>0.2167</w:t>
             </w:r>
           </w:p>
         </w:tc>
@@ -17874,7 +18118,7 @@
               <w:rPr>
                 <w:sz w:val="16"/>
               </w:rPr>
-              <w:t>0.05</w:t>
+              <w:t>0.2167</w:t>
             </w:r>
           </w:p>
         </w:tc>
@@ -17905,7 +18149,7 @@
               <w:rPr>
                 <w:sz w:val="16"/>
               </w:rPr>
-              <w:t>2011-07 to 2025-06</w:t>
+              <w:t>2012-07 to 2025-06</w:t>
             </w:r>
           </w:p>
         </w:tc>
@@ -17919,7 +18163,7 @@
               <w:rPr>
                 <w:sz w:val="16"/>
               </w:rPr>
-              <w:t>14</w:t>
+              <w:t>13</w:t>
             </w:r>
           </w:p>
         </w:tc>
@@ -17947,7 +18191,7 @@
               <w:rPr>
                 <w:sz w:val="16"/>
               </w:rPr>
-              <w:t>0.545</w:t>
+              <w:t>0.416</w:t>
             </w:r>
           </w:p>
         </w:tc>
@@ -17961,7 +18205,7 @@
               <w:rPr>
                 <w:sz w:val="16"/>
               </w:rPr>
-              <w:t>0.468</w:t>
+              <w:t>0.416</w:t>
             </w:r>
           </w:p>
         </w:tc>
@@ -17975,7 +18219,7 @@
               <w:rPr>
                 <w:sz w:val="16"/>
               </w:rPr>
-              <w:t>0.38</w:t>
+              <w:t>0.5167</w:t>
             </w:r>
           </w:p>
         </w:tc>
@@ -17989,7 +18233,7 @@
               <w:rPr>
                 <w:sz w:val="16"/>
               </w:rPr>
-              <w:t>0.45</w:t>
+              <w:t>0.5167</w:t>
             </w:r>
           </w:p>
         </w:tc>
@@ -19385,7 +19629,7 @@
               <w:rPr>
                 <w:sz w:val="17"/>
               </w:rPr>
-              <w:t>0.172</w:t>
+              <w:t>0.1613</w:t>
             </w:r>
           </w:p>
         </w:tc>
@@ -19399,7 +19643,7 @@
               <w:rPr>
                 <w:sz w:val="17"/>
               </w:rPr>
-              <w:t>0.8726</w:t>
+              <w:t>0.8301</w:t>
             </w:r>
           </w:p>
         </w:tc>
@@ -19413,7 +19657,7 @@
               <w:rPr>
                 <w:sz w:val="17"/>
               </w:rPr>
-              <w:t>0.8617</w:t>
+              <w:t>0.8175</w:t>
             </w:r>
           </w:p>
         </w:tc>
@@ -19427,7 +19671,7 @@
               <w:rPr>
                 <w:sz w:val="17"/>
               </w:rPr>
-              <w:t>0.8475</w:t>
+              <w:t>0.4375</w:t>
             </w:r>
           </w:p>
         </w:tc>
@@ -19441,7 +19685,7 @@
               <w:rPr>
                 <w:sz w:val="17"/>
               </w:rPr>
-              <w:t>0.1525</w:t>
+              <w:t>0.5625</w:t>
             </w:r>
           </w:p>
         </w:tc>
@@ -19486,7 +19730,7 @@
               <w:rPr>
                 <w:sz w:val="17"/>
               </w:rPr>
-              <w:t>0.1717</w:t>
+              <w:t>0.1685</w:t>
             </w:r>
           </w:p>
         </w:tc>
@@ -19500,7 +19744,7 @@
               <w:rPr>
                 <w:sz w:val="17"/>
               </w:rPr>
-              <w:t>0.8592</w:t>
+              <w:t>0.8549</w:t>
             </w:r>
           </w:p>
         </w:tc>
@@ -19514,7 +19758,7 @@
               <w:rPr>
                 <w:sz w:val="17"/>
               </w:rPr>
-              <w:t>0.8478</w:t>
+              <w:t>0.8431</w:t>
             </w:r>
           </w:p>
         </w:tc>
@@ -19528,7 +19772,7 @@
               <w:rPr>
                 <w:sz w:val="17"/>
               </w:rPr>
-              <w:t>0.7925</w:t>
+              <w:t>0.5775</w:t>
             </w:r>
           </w:p>
         </w:tc>
@@ -19542,7 +19786,7 @@
               <w:rPr>
                 <w:sz w:val="17"/>
               </w:rPr>
-              <w:t>0.2075</w:t>
+              <w:t>0.4225</w:t>
             </w:r>
           </w:p>
         </w:tc>
@@ -19586,7 +19830,7 @@
           <w:color w:val="555555"/>
           <w:sz w:val="18"/>
         </w:rPr>
-        <w:t>Blank/zero reasons are ones that market does not record. Vietnam's four extra gates come from the sibling preprocessing pipeline.</w:t>
+        <w:t>Blank/zero reasons are ones that market does not record. Vietnam's four extra gates come from the in-repo preprocessing pipeline, and it is the only market whose ledger counts source rows before those gates — the other two are counted from the stage the grid can see, so the three denominators are not the same measurement.</w:t>
       </w:r>
     </w:p>
     <w:tbl>
@@ -19637,7 +19881,7 @@
                 <w:b/>
                 <w:sz w:val="16"/>
               </w:rPr>
-              <w:t>firm-years in source</w:t>
+              <w:t>firm-years reaching the screen</w:t>
             </w:r>
           </w:p>
         </w:tc>
@@ -19682,22 +19926,22 @@
                 <w:b/>
                 <w:sz w:val="16"/>
               </w:rPr>
+              <w:t>dropped: incomplete signals</w:t>
+            </w:r>
+          </w:p>
+        </w:tc>
+        <w:tc>
+          <w:tcPr>
+            <w:tcW w:type="dxa" w:w="720"/>
+          </w:tcPr>
+          <w:p>
+            <w:r/>
+            <w:r>
+              <w:rPr>
+                <w:b/>
+                <w:sz w:val="16"/>
+              </w:rPr>
               <w:t>dropped: unresolved identifier</w:t>
-            </w:r>
-          </w:p>
-        </w:tc>
-        <w:tc>
-          <w:tcPr>
-            <w:tcW w:type="dxa" w:w="720"/>
-          </w:tcPr>
-          <w:p>
-            <w:r/>
-            <w:r>
-              <w:rPr>
-                <w:b/>
-                <w:sz w:val="16"/>
-              </w:rPr>
-              <w:t>dropped: incomplete signals</w:t>
             </w:r>
           </w:p>
         </w:tc>
@@ -19818,7 +20062,7 @@
               <w:rPr>
                 <w:sz w:val="16"/>
               </w:rPr>
-              <w:t>2,096</w:t>
+              <w:t>5,290</w:t>
             </w:r>
           </w:p>
         </w:tc>
@@ -19832,7 +20076,7 @@
               <w:rPr>
                 <w:sz w:val="16"/>
               </w:rPr>
-              <w:t>1,739</w:t>
+              <w:t>2,968</w:t>
             </w:r>
           </w:p>
         </w:tc>
@@ -19846,7 +20090,7 @@
               <w:rPr>
                 <w:sz w:val="16"/>
               </w:rPr>
-              <w:t>83</w:t>
+              <w:t>56.1</w:t>
             </w:r>
           </w:p>
         </w:tc>
@@ -19860,7 +20104,7 @@
               <w:rPr>
                 <w:sz w:val="16"/>
               </w:rPr>
-              <w:t>149</w:t>
+              <w:t>2,322</w:t>
             </w:r>
           </w:p>
         </w:tc>
@@ -19888,7 +20132,7 @@
               <w:rPr>
                 <w:sz w:val="16"/>
               </w:rPr>
-              <w:t>208</w:t>
+              <w:t>0</w:t>
             </w:r>
           </w:p>
         </w:tc>
@@ -19989,7 +20233,7 @@
               <w:rPr>
                 <w:sz w:val="16"/>
               </w:rPr>
-              <w:t>2,116</w:t>
+              <w:t>1,298</w:t>
             </w:r>
           </w:p>
         </w:tc>
@@ -20003,7 +20247,7 @@
               <w:rPr>
                 <w:sz w:val="16"/>
               </w:rPr>
-              <w:t>1,876</w:t>
+              <w:t>1,103</w:t>
             </w:r>
           </w:p>
         </w:tc>
@@ -20017,7 +20261,7 @@
               <w:rPr>
                 <w:sz w:val="16"/>
               </w:rPr>
-              <w:t>88.7</w:t>
+              <w:t>85</w:t>
             </w:r>
           </w:p>
         </w:tc>
@@ -20031,7 +20275,7 @@
               <w:rPr>
                 <w:sz w:val="16"/>
               </w:rPr>
-              <w:t>5</w:t>
+              <w:t>195</w:t>
             </w:r>
           </w:p>
         </w:tc>
@@ -20059,7 +20303,7 @@
               <w:rPr>
                 <w:sz w:val="16"/>
               </w:rPr>
-              <w:t>235</w:t>
+              <w:t>0</w:t>
             </w:r>
           </w:p>
         </w:tc>
@@ -20202,21 +20446,21 @@
               <w:rPr>
                 <w:sz w:val="16"/>
               </w:rPr>
+              <w:t>2,281</w:t>
+            </w:r>
+          </w:p>
+        </w:tc>
+        <w:tc>
+          <w:tcPr>
+            <w:tcW w:type="dxa" w:w="720"/>
+          </w:tcPr>
+          <w:p>
+            <w:r/>
+            <w:r>
+              <w:rPr>
+                <w:sz w:val="16"/>
+              </w:rPr>
               <w:t>0</w:t>
-            </w:r>
-          </w:p>
-        </w:tc>
-        <w:tc>
-          <w:tcPr>
-            <w:tcW w:type="dxa" w:w="720"/>
-          </w:tcPr>
-          <w:p>
-            <w:r/>
-            <w:r>
-              <w:rPr>
-                <w:sz w:val="16"/>
-              </w:rPr>
-              <w:t>2,281</w:t>
             </w:r>
           </w:p>
         </w:tc>
@@ -20482,7 +20726,7 @@
               <w:rPr>
                 <w:sz w:val="17"/>
               </w:rPr>
-              <w:t>67</w:t>
+              <w:t>178</w:t>
             </w:r>
           </w:p>
         </w:tc>
@@ -20496,7 +20740,7 @@
               <w:rPr>
                 <w:sz w:val="17"/>
               </w:rPr>
-              <w:t>78</w:t>
+              <w:t>281</w:t>
             </w:r>
           </w:p>
         </w:tc>
@@ -20510,7 +20754,7 @@
               <w:rPr>
                 <w:sz w:val="17"/>
               </w:rPr>
-              <w:t>0.415</w:t>
+              <w:t>0.135</w:t>
             </w:r>
           </w:p>
         </w:tc>
@@ -20524,7 +20768,7 @@
               <w:rPr>
                 <w:sz w:val="17"/>
               </w:rPr>
-              <w:t>10.4</w:t>
+              <w:t>16.9</w:t>
             </w:r>
           </w:p>
         </w:tc>
@@ -20552,7 +20796,7 @@
               <w:rPr>
                 <w:sz w:val="17"/>
               </w:rPr>
-              <w:t>10.8</w:t>
+              <w:t>17.8</w:t>
             </w:r>
           </w:p>
         </w:tc>
@@ -20583,7 +20827,7 @@
               <w:rPr>
                 <w:sz w:val="17"/>
               </w:rPr>
-              <w:t>73</w:t>
+              <w:t>80</w:t>
             </w:r>
           </w:p>
         </w:tc>
@@ -20597,7 +20841,7 @@
               <w:rPr>
                 <w:sz w:val="17"/>
               </w:rPr>
-              <w:t>84</w:t>
+              <w:t>86</w:t>
             </w:r>
           </w:p>
         </w:tc>
@@ -20611,7 +20855,7 @@
               <w:rPr>
                 <w:sz w:val="17"/>
               </w:rPr>
-              <w:t>0.373</w:t>
+              <w:t>0.36</w:t>
             </w:r>
           </w:p>
         </w:tc>
@@ -20625,7 +20869,7 @@
               <w:rPr>
                 <w:sz w:val="17"/>
               </w:rPr>
-              <w:t>10.7</w:t>
+              <w:t>10.3</w:t>
             </w:r>
           </w:p>
         </w:tc>
@@ -20639,7 +20883,7 @@
               <w:rPr>
                 <w:sz w:val="17"/>
               </w:rPr>
-              <w:t>10</w:t>
+              <w:t>0</w:t>
             </w:r>
           </w:p>
         </w:tc>
@@ -20653,7 +20897,7 @@
               <w:rPr>
                 <w:sz w:val="17"/>
               </w:rPr>
-              <w:t>12.3</w:t>
+              <w:t>12.5</w:t>
             </w:r>
           </w:p>
         </w:tc>
@@ -20795,7 +21039,7 @@
         <w:rPr>
           <w:sz w:val="20"/>
         </w:rPr>
-        <w:t>Main study, selection: the equal-weight F-Score basket does not beat a random basket drawn from the same high-B/M universe in any market — United States 0.81 (p = 0.527); Japan 0.77 (p = 0.251); Vietnam 0.44 (p = 0.085). Not one of the three clears 5%.</w:t>
+        <w:t>Main study, selection: the equal-weight F-Score basket does not beat a random basket drawn from the same high-B/M universe in any market — United States 0.81 (p = 0.527); Japan 0.76 (p = 0.032); Vietnam 0.54 (p = 0.037). Not one of the three clears 5%.</w:t>
       </w:r>
     </w:p>
     <w:p>
@@ -20807,7 +21051,7 @@
         <w:rPr>
           <w:sz w:val="20"/>
         </w:rPr>
-        <w:t>Grid study, selection (k = 30, N = 5000): United States Sharpe 0.81, percentile 36%, p = 0.643; Japan Sharpe 0.70, percentile 46%, p = 0.537; Vietnam Sharpe 1.18, percentile 90%, p = 0.105.</w:t>
+        <w:t>Grid study, selection (k = 30, N = 5000): United States Sharpe 0.77, percentile 46%, p = 0.536; Japan Sharpe 0.76, percentile 63%, p = 0.375; Vietnam Sharpe 1.18, percentile 90%, p = 0.105.</w:t>
       </w:r>
     </w:p>
     <w:p>
@@ -20843,7 +21087,7 @@
         <w:rPr>
           <w:sz w:val="20"/>
         </w:rPr>
-        <w:t>United States: the F-Score basket beats plain universe equal weight in 0 of 9 cells (F-Score Sharpe 0.73–0.81 against universe EW 0.86).</w:t>
+        <w:t>United States: the F-Score basket beats plain universe equal weight in 0 of 9 cells (F-Score Sharpe 0.70–0.77 against universe EW 0.81).</w:t>
       </w:r>
     </w:p>
     <w:p>
@@ -20855,7 +21099,7 @@
         <w:rPr>
           <w:sz w:val="20"/>
         </w:rPr>
-        <w:t>Japan: the F-Score basket beats plain universe equal weight in 3 of 9 cells (F-Score Sharpe 0.70–0.74 against universe EW 0.72).</w:t>
+        <w:t>Japan: the F-Score basket beats plain universe equal weight in 9 of 9 cells (F-Score Sharpe 0.76–0.76 against universe EW 0.75).</w:t>
       </w:r>
     </w:p>
     <w:p>
@@ -20879,7 +21123,7 @@
         <w:rPr>
           <w:sz w:val="20"/>
         </w:rPr>
-        <w:t>United States, construction: minimum variance on the whole universe — no selection at all — returns Sharpe 0.52 against 0.63 for minimum variance on the F-Score basket and 0.81 for the basket equal-weighted.</w:t>
+        <w:t>United States, construction: minimum variance on the whole universe — no selection at all — returns Sharpe 0.67 against 0.69 for minimum variance on the F-Score basket and 0.77 for the basket equal-weighted.</w:t>
       </w:r>
     </w:p>
     <w:p>
@@ -20891,7 +21135,7 @@
         <w:rPr>
           <w:sz w:val="20"/>
         </w:rPr>
-        <w:t>Japan, construction: minimum variance on the whole universe — no selection at all — returns Sharpe 0.82 against 0.72 for minimum variance on the F-Score basket and 0.70 for the basket equal-weighted.</w:t>
+        <w:t>Japan, construction: minimum variance on the whole universe — no selection at all — returns Sharpe 0.85 against 0.71 for minimum variance on the F-Score basket and 0.76 for the basket equal-weighted.</w:t>
       </w:r>
     </w:p>
     <w:p>
@@ -20927,7 +21171,7 @@
         <w:rPr>
           <w:sz w:val="20"/>
         </w:rPr>
-        <w:t>Japan, benchmark: the main-study F-Score basket (Sharpe 0.77) sits below the best investable benchmark, EWJV (MSCI Japan Value ETF, USD) (0.91).</w:t>
+        <w:t>Japan, benchmark: the main-study F-Score basket (Sharpe 0.76) sits above the best investable benchmark, 1306.T (TOPIX ETF, JPY) (0.68).</w:t>
       </w:r>
     </w:p>
     <w:p>
@@ -20939,7 +21183,7 @@
         <w:rPr>
           <w:sz w:val="20"/>
         </w:rPr>
-        <w:t>Vietnam, benchmark: the main-study F-Score basket (Sharpe 0.44) sits below the best investable benchmark, VNINDEX (all-share index, VND) (0.54).</w:t>
+        <w:t>Vietnam, benchmark: the main-study F-Score basket (Sharpe 0.54) sits below the best investable benchmark, VNINDEX (all-share index, VND) (0.54).</w:t>
       </w:r>
     </w:p>
     <w:p>
@@ -20951,7 +21195,7 @@
         <w:rPr>
           <w:sz w:val="20"/>
         </w:rPr>
-        <w:t>United States, long-short: the dollar-neutral high-minus-low book returns -2.2% a year gross (Sharpe -0.32), -0.53 net of both legs' costs and the borrow fee.</w:t>
+        <w:t>United States, long-short: the dollar-neutral high-minus-low book returns 0.4% a year gross (Sharpe 0.05), -0.14 net of both legs' costs and the borrow fee.</w:t>
       </w:r>
     </w:p>
     <w:p>
@@ -20963,7 +21207,19 @@
         <w:rPr>
           <w:sz w:val="20"/>
         </w:rPr>
-        <w:t>Japan, long-short: the dollar-neutral high-minus-low book returns 0.8% a year gross (Sharpe 0.11), -0.10 net of both legs' costs and the borrow fee.</w:t>
+        <w:t>Japan, long-short: the dollar-neutral high-minus-low book returns 1.2% a year gross (Sharpe 0.17), -0.05 net of both legs' costs and the borrow fee.</w:t>
+      </w:r>
+    </w:p>
+    <w:p>
+      <w:pPr>
+        <w:pStyle w:val="ListBullet"/>
+        <w:spacing w:after="60"/>
+      </w:pPr>
+      <w:r>
+        <w:rPr>
+          <w:sz w:val="20"/>
+        </w:rPr>
+        <w:t>Vietnam, long-short: the dollar-neutral high-minus-low book returns 6.7% a year gross (Sharpe 0.41), 0.30 net of both legs' costs and the borrow fee. This is a HYPOTHETICAL: short selling of ordinary shares is not available on HOSE/HNX, so the row decomposes the signal rather than describing a portfolio anyone could hold.</w:t>
       </w:r>
     </w:p>
     <w:p>
@@ -20987,7 +21243,7 @@
         <w:rPr>
           <w:sz w:val="20"/>
         </w:rPr>
-        <w:t>Japan, factor alpha: F-Score EW alpha +4.5% a year (t = 0.55, p = 0.581) — not significant at 5%, with market beta 0.71 and HML beta 0.13.</w:t>
+        <w:t>Japan, factor alpha: F-Score EW alpha +8.1% a year (t = 1.52, p = 0.128) — not significant at 5%, with market beta 0.63 and HML beta 0.01.</w:t>
       </w:r>
     </w:p>
     <w:p>
@@ -20999,7 +21255,7 @@
         <w:rPr>
           <w:sz w:val="20"/>
         </w:rPr>
-        <w:t>Vietnam, factor alpha: F-Score EW alpha -5.9% a year (t = -1.69, p = 0.091) — not significant at 5%, with market beta 1.15 and HML beta 0.90.</w:t>
+        <w:t>Vietnam, factor alpha: F-Score EW alpha -3.9% a year (t = -1.08, p = 0.278) — not significant at 5%, with market beta 1.15 and HML beta 0.90.</w:t>
       </w:r>
     </w:p>
     <w:p>
